--- a/docs/csf_cancer_journal.md.docx
+++ b/docs/csf_cancer_journal.md.docx
@@ -1625,6 +1625,9 @@
     <w:p/>
     <w:p/>
     <w:p/>
+    <w:p/>
+    <w:p/>
+    <w:p/>
     <w:p>
       <w:pPr>
         <w:numPr>
@@ -1637,14 +1640,11 @@
           <w:b/>
           <w:bCs/>
         </w:rPr>
+        <w:lastRenderedPageBreak/>
         <w:t>Continuous Deep-Field Scavenging Arrays:</w:t>
       </w:r>
       <w:r>
-        <w:t xml:space="preserve"> The surgical suite must maintain a dedicated, high-volume, negative-pressure scavenging loop positioned directly over the perineal and pelvic operating spaces. Air handling systems must run specialized molecular charcoal matrices paired with advanced particulate filters to completely </w:t>
-      </w:r>
-      <w:r>
-        <w:lastRenderedPageBreak/>
-        <w:t>capture volatile isotopic vapors and prevent airborne distribution of fragmented lipid-chitin sheets.</w:t>
+        <w:t xml:space="preserve"> The surgical suite must maintain a dedicated, high-volume, negative-pressure scavenging loop positioned directly over the perineal and pelvic operating spaces. Air handling systems must run specialized molecular charcoal matrices paired with advanced particulate filters to completely capture volatile isotopic vapors and prevent airborne distribution of fragmented lipid-chitin sheets.</w:t>
       </w:r>
     </w:p>
     <w:p>
@@ -1703,224 +1703,399 @@
           <w:b/>
           <w:bCs/>
         </w:rPr>
+        <w:lastRenderedPageBreak/>
         <w:t>0.2 Specialized Pelvic and Catheter-Pump Personnel PPE Standards</w:t>
       </w:r>
     </w:p>
     <w:p>
       <w:r>
-        <w:t xml:space="preserve">Standard thin surgical gowns and 4-mil nitrile gloves offer zero protection against the multi-jointed, chitinous limbs and sharp tarsal claws of an active marine arthropod vector within </w:t>
-      </w:r>
-      <w:r>
+        <w:t xml:space="preserve">Standard thin surgical gowns and 4-mil nitrile gloves offer zero protection against the multi-jointed, chitinous limbs and sharp tarsal claws of an active marine arthropod vector within tight urogenital spaces, nor do they protect against direct contact with pressurized lipid fluid streams. All operating room technicians, circulating nurses, and primary urological surgeons must strictly </w:t>
+      </w:r>
+      <w:proofErr w:type="gramStart"/>
+      <w:r>
+        <w:t>don</w:t>
+      </w:r>
+      <w:proofErr w:type="gramEnd"/>
+      <w:r>
+        <w:t xml:space="preserve"> these advanced PPE tiers:</w:t>
+      </w:r>
+    </w:p>
+    <w:p/>
+    <w:p>
+      <w:proofErr w:type="gramStart"/>
+      <w:r>
+        <w:t>+-</w:t>
+      </w:r>
+      <w:proofErr w:type="gramEnd"/>
+      <w:r>
+        <w:t>-------------------------------------------------------------------------+</w:t>
+      </w:r>
+    </w:p>
+    <w:p>
+      <w:r>
+        <w:t>|               ADVANCED PELVIC REPRODUCTIVE PERSONNEL PPE                 |</w:t>
+      </w:r>
+    </w:p>
+    <w:p>
+      <w:r>
+        <w:t>| 1. Airway Defense: Positive-Pressure Supplied Air Respirator (</w:t>
+      </w:r>
+      <w:proofErr w:type="gramStart"/>
+      <w:r>
+        <w:t xml:space="preserve">PAPR)   </w:t>
+      </w:r>
+      <w:proofErr w:type="gramEnd"/>
+      <w:r>
+        <w:t xml:space="preserve">    |</w:t>
+      </w:r>
+    </w:p>
+    <w:p>
+      <w:r>
+        <w:t>| 2. Inner Layer: 22-Mil High-Density Nitrile Puncture-Proof Gloves        |</w:t>
+      </w:r>
+    </w:p>
+    <w:p>
+      <w:r>
+        <w:t>| 3. Ocular Protection: Narrow-Band Optical Frequency Filtering Visors     |</w:t>
+      </w:r>
+    </w:p>
+    <w:p>
+      <w:r>
+        <w:t>| 4. Core Suit: Type 4/5 Fluid-Impermeable Chemical HAZMAT Enclosure       |</w:t>
+      </w:r>
+    </w:p>
+    <w:p>
+      <w:proofErr w:type="gramStart"/>
+      <w:r>
+        <w:t>+-</w:t>
+      </w:r>
+      <w:proofErr w:type="gramEnd"/>
+      <w:r>
+        <w:t>-------------------------------------------------------------------------+</w:t>
+      </w:r>
+    </w:p>
+    <w:p>
+      <w:pPr>
+        <w:rPr>
+          <w:b/>
+          <w:bCs/>
+        </w:rPr>
+      </w:pPr>
+    </w:p>
+    <w:p>
+      <w:pPr>
+        <w:rPr>
+          <w:b/>
+          <w:bCs/>
+        </w:rPr>
+      </w:pPr>
+    </w:p>
+    <w:p>
+      <w:pPr>
+        <w:rPr>
+          <w:b/>
+          <w:bCs/>
+        </w:rPr>
+      </w:pPr>
+    </w:p>
+    <w:p>
+      <w:pPr>
+        <w:rPr>
+          <w:b/>
+          <w:bCs/>
+        </w:rPr>
+      </w:pPr>
+    </w:p>
+    <w:p>
+      <w:pPr>
+        <w:rPr>
+          <w:b/>
+          <w:bCs/>
+        </w:rPr>
+      </w:pPr>
+    </w:p>
+    <w:p>
+      <w:pPr>
+        <w:rPr>
+          <w:b/>
+          <w:bCs/>
+        </w:rPr>
+      </w:pPr>
+    </w:p>
+    <w:p>
+      <w:pPr>
+        <w:rPr>
+          <w:b/>
+          <w:bCs/>
+        </w:rPr>
+      </w:pPr>
+    </w:p>
+    <w:p>
+      <w:pPr>
+        <w:rPr>
+          <w:b/>
+          <w:bCs/>
+        </w:rPr>
+      </w:pPr>
+    </w:p>
+    <w:p>
+      <w:pPr>
+        <w:rPr>
+          <w:b/>
+          <w:bCs/>
+        </w:rPr>
+      </w:pPr>
+    </w:p>
+    <w:p>
+      <w:pPr>
+        <w:rPr>
+          <w:b/>
+          <w:bCs/>
+        </w:rPr>
+      </w:pPr>
+    </w:p>
+    <w:p>
+      <w:pPr>
+        <w:rPr>
+          <w:b/>
+          <w:bCs/>
+        </w:rPr>
+      </w:pPr>
+    </w:p>
+    <w:p>
+      <w:pPr>
+        <w:rPr>
+          <w:b/>
+          <w:bCs/>
+        </w:rPr>
+      </w:pPr>
+    </w:p>
+    <w:p>
+      <w:pPr>
+        <w:rPr>
+          <w:b/>
+          <w:bCs/>
+        </w:rPr>
+      </w:pPr>
+    </w:p>
+    <w:p>
+      <w:pPr>
+        <w:rPr>
+          <w:b/>
+          <w:bCs/>
+        </w:rPr>
+      </w:pPr>
+      <w:r>
+        <w:rPr>
+          <w:b/>
+          <w:bCs/>
+        </w:rPr>
         <w:lastRenderedPageBreak/>
-        <w:t xml:space="preserve">tight urogenital spaces, nor do they protect against direct contact with pressurized lipid fluid streams. All operating room technicians, circulating nurses, and primary urological surgeons must strictly </w:t>
-      </w:r>
-      <w:proofErr w:type="gramStart"/>
-      <w:r>
-        <w:t>don</w:t>
-      </w:r>
-      <w:proofErr w:type="gramEnd"/>
-      <w:r>
-        <w:t xml:space="preserve"> these advanced PPE tiers:</w:t>
-      </w:r>
-    </w:p>
-    <w:p>
-      <w:proofErr w:type="gramStart"/>
-      <w:r>
-        <w:t>+-</w:t>
-      </w:r>
-      <w:proofErr w:type="gramEnd"/>
-      <w:r>
-        <w:t>-------------------------------------------------------------------------+</w:t>
-      </w:r>
-    </w:p>
-    <w:p>
-      <w:r>
-        <w:t>|               ADVANCED PELVIC REPRODUCTIVE PERSONNEL PPE                 |</w:t>
-      </w:r>
-    </w:p>
-    <w:p>
-      <w:r>
-        <w:t>| 1. Airway Defense: Positive-Pressure Supplied Air Respirator (</w:t>
-      </w:r>
-      <w:proofErr w:type="gramStart"/>
-      <w:r>
-        <w:t xml:space="preserve">PAPR)   </w:t>
-      </w:r>
-      <w:proofErr w:type="gramEnd"/>
-      <w:r>
-        <w:t xml:space="preserve">    |</w:t>
-      </w:r>
-    </w:p>
-    <w:p>
-      <w:r>
-        <w:t>| 2. Inner Layer: 22-Mil High-Density Nitrile Puncture-Proof Gloves        |</w:t>
-      </w:r>
-    </w:p>
-    <w:p>
-      <w:r>
-        <w:t>| 3. Ocular Protection: Narrow-Band Optical Frequency Filtering Visors     |</w:t>
-      </w:r>
-    </w:p>
-    <w:p>
-      <w:r>
-        <w:t>| 4. Core Suit: Type 4/5 Fluid-Impermeable Chemical HAZMAT Enclosure       |</w:t>
-      </w:r>
-    </w:p>
-    <w:p>
-      <w:proofErr w:type="gramStart"/>
-      <w:r>
-        <w:t>+-</w:t>
-      </w:r>
-      <w:proofErr w:type="gramEnd"/>
-      <w:r>
-        <w:t>-------------------------------------------------------------------------+</w:t>
-      </w:r>
-    </w:p>
-    <w:p>
-      <w:pPr>
-        <w:rPr>
-          <w:b/>
-          <w:bCs/>
-        </w:rPr>
-      </w:pPr>
-    </w:p>
-    <w:p>
-      <w:pPr>
-        <w:rPr>
-          <w:b/>
-          <w:bCs/>
-        </w:rPr>
-      </w:pPr>
-    </w:p>
-    <w:p>
-      <w:pPr>
-        <w:rPr>
-          <w:b/>
-          <w:bCs/>
-        </w:rPr>
-      </w:pPr>
-    </w:p>
-    <w:p>
-      <w:pPr>
-        <w:rPr>
-          <w:b/>
-          <w:bCs/>
-        </w:rPr>
-      </w:pPr>
-    </w:p>
-    <w:p>
-      <w:pPr>
-        <w:rPr>
-          <w:b/>
-          <w:bCs/>
-        </w:rPr>
-      </w:pPr>
-    </w:p>
-    <w:p>
-      <w:pPr>
-        <w:rPr>
-          <w:b/>
-          <w:bCs/>
-        </w:rPr>
-      </w:pPr>
-    </w:p>
-    <w:p>
-      <w:pPr>
-        <w:rPr>
-          <w:b/>
-          <w:bCs/>
-        </w:rPr>
-      </w:pPr>
-    </w:p>
-    <w:p>
-      <w:pPr>
-        <w:rPr>
-          <w:b/>
-          <w:bCs/>
-        </w:rPr>
-      </w:pPr>
-    </w:p>
-    <w:p>
-      <w:pPr>
-        <w:rPr>
-          <w:b/>
-          <w:bCs/>
-        </w:rPr>
-      </w:pPr>
-    </w:p>
-    <w:p>
-      <w:pPr>
-        <w:rPr>
-          <w:b/>
-          <w:bCs/>
-        </w:rPr>
-      </w:pPr>
-    </w:p>
-    <w:p>
-      <w:pPr>
-        <w:rPr>
-          <w:b/>
-          <w:bCs/>
-        </w:rPr>
-      </w:pPr>
-    </w:p>
-    <w:p>
-      <w:pPr>
-        <w:rPr>
-          <w:b/>
-          <w:bCs/>
-        </w:rPr>
-      </w:pPr>
-    </w:p>
-    <w:p>
-      <w:pPr>
-        <w:rPr>
-          <w:b/>
-          <w:bCs/>
-        </w:rPr>
-      </w:pPr>
-    </w:p>
-    <w:p>
-      <w:pPr>
-        <w:rPr>
-          <w:b/>
-          <w:bCs/>
-        </w:rPr>
-      </w:pPr>
-    </w:p>
-    <w:p>
-      <w:pPr>
-        <w:rPr>
-          <w:b/>
-          <w:bCs/>
-        </w:rPr>
-      </w:pPr>
-      <w:r>
-        <w:rPr>
-          <w:b/>
-          <w:bCs/>
-        </w:rPr>
         <w:t>1. Positive-Pressure Airway Isolation</w:t>
       </w:r>
     </w:p>
     <w:p>
       <w:r>
+        <w:t>Personnel must wear full-hood PAPR units equipped with specialized gas cartridges to insulate the respiratory path from volatile, low-pH aerosolized compounds released during prostatic or retroperitoneal decompression.</w:t>
+      </w:r>
+    </w:p>
+    <w:p>
+      <w:pPr>
+        <w:rPr>
+          <w:b/>
+          <w:bCs/>
+        </w:rPr>
+      </w:pPr>
+    </w:p>
+    <w:p>
+      <w:pPr>
+        <w:rPr>
+          <w:b/>
+          <w:bCs/>
+        </w:rPr>
+      </w:pPr>
+    </w:p>
+    <w:p>
+      <w:pPr>
+        <w:rPr>
+          <w:b/>
+          <w:bCs/>
+        </w:rPr>
+      </w:pPr>
+    </w:p>
+    <w:p>
+      <w:pPr>
+        <w:rPr>
+          <w:b/>
+          <w:bCs/>
+        </w:rPr>
+      </w:pPr>
+    </w:p>
+    <w:p>
+      <w:pPr>
+        <w:rPr>
+          <w:b/>
+          <w:bCs/>
+        </w:rPr>
+      </w:pPr>
+    </w:p>
+    <w:p>
+      <w:pPr>
+        <w:rPr>
+          <w:b/>
+          <w:bCs/>
+        </w:rPr>
+      </w:pPr>
+    </w:p>
+    <w:p>
+      <w:pPr>
+        <w:rPr>
+          <w:b/>
+          <w:bCs/>
+        </w:rPr>
+      </w:pPr>
+    </w:p>
+    <w:p>
+      <w:pPr>
+        <w:rPr>
+          <w:b/>
+          <w:bCs/>
+        </w:rPr>
+      </w:pPr>
+    </w:p>
+    <w:p>
+      <w:pPr>
+        <w:rPr>
+          <w:b/>
+          <w:bCs/>
+        </w:rPr>
+      </w:pPr>
+    </w:p>
+    <w:p>
+      <w:pPr>
+        <w:rPr>
+          <w:b/>
+          <w:bCs/>
+        </w:rPr>
+      </w:pPr>
+    </w:p>
+    <w:p>
+      <w:pPr>
+        <w:rPr>
+          <w:b/>
+          <w:bCs/>
+        </w:rPr>
+      </w:pPr>
+    </w:p>
+    <w:p>
+      <w:pPr>
+        <w:rPr>
+          <w:b/>
+          <w:bCs/>
+        </w:rPr>
+      </w:pPr>
+    </w:p>
+    <w:p>
+      <w:pPr>
+        <w:rPr>
+          <w:b/>
+          <w:bCs/>
+        </w:rPr>
+      </w:pPr>
+    </w:p>
+    <w:p>
+      <w:pPr>
+        <w:rPr>
+          <w:b/>
+          <w:bCs/>
+        </w:rPr>
+      </w:pPr>
+    </w:p>
+    <w:p>
+      <w:pPr>
+        <w:rPr>
+          <w:b/>
+          <w:bCs/>
+        </w:rPr>
+      </w:pPr>
+    </w:p>
+    <w:p>
+      <w:pPr>
+        <w:rPr>
+          <w:b/>
+          <w:bCs/>
+        </w:rPr>
+      </w:pPr>
+    </w:p>
+    <w:p>
+      <w:pPr>
+        <w:rPr>
+          <w:b/>
+          <w:bCs/>
+        </w:rPr>
+      </w:pPr>
+    </w:p>
+    <w:p>
+      <w:pPr>
+        <w:rPr>
+          <w:b/>
+          <w:bCs/>
+        </w:rPr>
+      </w:pPr>
+    </w:p>
+    <w:p>
+      <w:pPr>
+        <w:rPr>
+          <w:b/>
+          <w:bCs/>
+        </w:rPr>
+      </w:pPr>
+    </w:p>
+    <w:p>
+      <w:pPr>
+        <w:rPr>
+          <w:b/>
+          <w:bCs/>
+        </w:rPr>
+      </w:pPr>
+    </w:p>
+    <w:p>
+      <w:pPr>
+        <w:rPr>
+          <w:b/>
+          <w:bCs/>
+        </w:rPr>
+      </w:pPr>
+    </w:p>
+    <w:p>
+      <w:pPr>
+        <w:rPr>
+          <w:b/>
+          <w:bCs/>
+        </w:rPr>
+      </w:pPr>
+    </w:p>
+    <w:p>
+      <w:pPr>
+        <w:rPr>
+          <w:b/>
+          <w:bCs/>
+        </w:rPr>
+      </w:pPr>
+    </w:p>
+    <w:p>
+      <w:pPr>
+        <w:rPr>
+          <w:b/>
+          <w:bCs/>
+        </w:rPr>
+      </w:pPr>
+      <w:r>
+        <w:rPr>
+          <w:b/>
+          <w:bCs/>
+        </w:rPr>
         <w:lastRenderedPageBreak/>
-        <w:t>Personnel must wear full-hood PAPR units equipped with specialized gas cartridges to insulate the respiratory path from volatile, low-pH aerosolized compounds released during prostatic or retroperitoneal decompression.</w:t>
-      </w:r>
-    </w:p>
-    <w:p>
-      <w:pPr>
-        <w:rPr>
-          <w:b/>
-          <w:bCs/>
-        </w:rPr>
-      </w:pPr>
-      <w:r>
-        <w:rPr>
-          <w:b/>
-          <w:bCs/>
-        </w:rPr>
         <w:t>2. High-Density Tactile Barriers</w:t>
       </w:r>
     </w:p>
@@ -1946,11 +2121,188 @@
           <w:bCs/>
         </w:rPr>
       </w:pPr>
-      <w:r>
-        <w:rPr>
-          <w:b/>
-          <w:bCs/>
-        </w:rPr>
+    </w:p>
+    <w:p>
+      <w:pPr>
+        <w:rPr>
+          <w:b/>
+          <w:bCs/>
+        </w:rPr>
+      </w:pPr>
+    </w:p>
+    <w:p>
+      <w:pPr>
+        <w:rPr>
+          <w:b/>
+          <w:bCs/>
+        </w:rPr>
+      </w:pPr>
+    </w:p>
+    <w:p>
+      <w:pPr>
+        <w:rPr>
+          <w:b/>
+          <w:bCs/>
+        </w:rPr>
+      </w:pPr>
+    </w:p>
+    <w:p>
+      <w:pPr>
+        <w:rPr>
+          <w:b/>
+          <w:bCs/>
+        </w:rPr>
+      </w:pPr>
+    </w:p>
+    <w:p>
+      <w:pPr>
+        <w:rPr>
+          <w:b/>
+          <w:bCs/>
+        </w:rPr>
+      </w:pPr>
+    </w:p>
+    <w:p>
+      <w:pPr>
+        <w:rPr>
+          <w:b/>
+          <w:bCs/>
+        </w:rPr>
+      </w:pPr>
+    </w:p>
+    <w:p>
+      <w:pPr>
+        <w:rPr>
+          <w:b/>
+          <w:bCs/>
+        </w:rPr>
+      </w:pPr>
+    </w:p>
+    <w:p>
+      <w:pPr>
+        <w:rPr>
+          <w:b/>
+          <w:bCs/>
+        </w:rPr>
+      </w:pPr>
+    </w:p>
+    <w:p>
+      <w:pPr>
+        <w:rPr>
+          <w:b/>
+          <w:bCs/>
+        </w:rPr>
+      </w:pPr>
+    </w:p>
+    <w:p>
+      <w:pPr>
+        <w:rPr>
+          <w:b/>
+          <w:bCs/>
+        </w:rPr>
+      </w:pPr>
+    </w:p>
+    <w:p>
+      <w:pPr>
+        <w:rPr>
+          <w:b/>
+          <w:bCs/>
+        </w:rPr>
+      </w:pPr>
+    </w:p>
+    <w:p>
+      <w:pPr>
+        <w:rPr>
+          <w:b/>
+          <w:bCs/>
+        </w:rPr>
+      </w:pPr>
+    </w:p>
+    <w:p>
+      <w:pPr>
+        <w:rPr>
+          <w:b/>
+          <w:bCs/>
+        </w:rPr>
+      </w:pPr>
+    </w:p>
+    <w:p>
+      <w:pPr>
+        <w:rPr>
+          <w:b/>
+          <w:bCs/>
+        </w:rPr>
+      </w:pPr>
+    </w:p>
+    <w:p>
+      <w:pPr>
+        <w:rPr>
+          <w:b/>
+          <w:bCs/>
+        </w:rPr>
+      </w:pPr>
+    </w:p>
+    <w:p>
+      <w:pPr>
+        <w:rPr>
+          <w:b/>
+          <w:bCs/>
+        </w:rPr>
+      </w:pPr>
+    </w:p>
+    <w:p>
+      <w:pPr>
+        <w:rPr>
+          <w:b/>
+          <w:bCs/>
+        </w:rPr>
+      </w:pPr>
+    </w:p>
+    <w:p>
+      <w:pPr>
+        <w:rPr>
+          <w:b/>
+          <w:bCs/>
+        </w:rPr>
+      </w:pPr>
+    </w:p>
+    <w:p>
+      <w:pPr>
+        <w:rPr>
+          <w:b/>
+          <w:bCs/>
+        </w:rPr>
+      </w:pPr>
+    </w:p>
+    <w:p>
+      <w:pPr>
+        <w:rPr>
+          <w:b/>
+          <w:bCs/>
+        </w:rPr>
+      </w:pPr>
+    </w:p>
+    <w:p>
+      <w:pPr>
+        <w:rPr>
+          <w:b/>
+          <w:bCs/>
+        </w:rPr>
+      </w:pPr>
+    </w:p>
+    <w:p>
+      <w:pPr>
+        <w:rPr>
+          <w:b/>
+          <w:bCs/>
+        </w:rPr>
+      </w:pPr>
+      <w:r>
+        <w:rPr>
+          <w:b/>
+          <w:bCs/>
+        </w:rPr>
+        <w:lastRenderedPageBreak/>
         <w:t>3. Ocular Protection and Photonic Filtering</w:t>
       </w:r>
     </w:p>
@@ -1976,11 +2328,188 @@
           <w:bCs/>
         </w:rPr>
       </w:pPr>
-      <w:r>
-        <w:rPr>
-          <w:b/>
-          <w:bCs/>
-        </w:rPr>
+    </w:p>
+    <w:p>
+      <w:pPr>
+        <w:rPr>
+          <w:b/>
+          <w:bCs/>
+        </w:rPr>
+      </w:pPr>
+    </w:p>
+    <w:p>
+      <w:pPr>
+        <w:rPr>
+          <w:b/>
+          <w:bCs/>
+        </w:rPr>
+      </w:pPr>
+    </w:p>
+    <w:p>
+      <w:pPr>
+        <w:rPr>
+          <w:b/>
+          <w:bCs/>
+        </w:rPr>
+      </w:pPr>
+    </w:p>
+    <w:p>
+      <w:pPr>
+        <w:rPr>
+          <w:b/>
+          <w:bCs/>
+        </w:rPr>
+      </w:pPr>
+    </w:p>
+    <w:p>
+      <w:pPr>
+        <w:rPr>
+          <w:b/>
+          <w:bCs/>
+        </w:rPr>
+      </w:pPr>
+    </w:p>
+    <w:p>
+      <w:pPr>
+        <w:rPr>
+          <w:b/>
+          <w:bCs/>
+        </w:rPr>
+      </w:pPr>
+    </w:p>
+    <w:p>
+      <w:pPr>
+        <w:rPr>
+          <w:b/>
+          <w:bCs/>
+        </w:rPr>
+      </w:pPr>
+    </w:p>
+    <w:p>
+      <w:pPr>
+        <w:rPr>
+          <w:b/>
+          <w:bCs/>
+        </w:rPr>
+      </w:pPr>
+    </w:p>
+    <w:p>
+      <w:pPr>
+        <w:rPr>
+          <w:b/>
+          <w:bCs/>
+        </w:rPr>
+      </w:pPr>
+    </w:p>
+    <w:p>
+      <w:pPr>
+        <w:rPr>
+          <w:b/>
+          <w:bCs/>
+        </w:rPr>
+      </w:pPr>
+    </w:p>
+    <w:p>
+      <w:pPr>
+        <w:rPr>
+          <w:b/>
+          <w:bCs/>
+        </w:rPr>
+      </w:pPr>
+    </w:p>
+    <w:p>
+      <w:pPr>
+        <w:rPr>
+          <w:b/>
+          <w:bCs/>
+        </w:rPr>
+      </w:pPr>
+    </w:p>
+    <w:p>
+      <w:pPr>
+        <w:rPr>
+          <w:b/>
+          <w:bCs/>
+        </w:rPr>
+      </w:pPr>
+    </w:p>
+    <w:p>
+      <w:pPr>
+        <w:rPr>
+          <w:b/>
+          <w:bCs/>
+        </w:rPr>
+      </w:pPr>
+    </w:p>
+    <w:p>
+      <w:pPr>
+        <w:rPr>
+          <w:b/>
+          <w:bCs/>
+        </w:rPr>
+      </w:pPr>
+    </w:p>
+    <w:p>
+      <w:pPr>
+        <w:rPr>
+          <w:b/>
+          <w:bCs/>
+        </w:rPr>
+      </w:pPr>
+    </w:p>
+    <w:p>
+      <w:pPr>
+        <w:rPr>
+          <w:b/>
+          <w:bCs/>
+        </w:rPr>
+      </w:pPr>
+    </w:p>
+    <w:p>
+      <w:pPr>
+        <w:rPr>
+          <w:b/>
+          <w:bCs/>
+        </w:rPr>
+      </w:pPr>
+    </w:p>
+    <w:p>
+      <w:pPr>
+        <w:rPr>
+          <w:b/>
+          <w:bCs/>
+        </w:rPr>
+      </w:pPr>
+    </w:p>
+    <w:p>
+      <w:pPr>
+        <w:rPr>
+          <w:b/>
+          <w:bCs/>
+        </w:rPr>
+      </w:pPr>
+    </w:p>
+    <w:p>
+      <w:pPr>
+        <w:rPr>
+          <w:b/>
+          <w:bCs/>
+        </w:rPr>
+      </w:pPr>
+    </w:p>
+    <w:p>
+      <w:pPr>
+        <w:rPr>
+          <w:b/>
+          <w:bCs/>
+        </w:rPr>
+      </w:pPr>
+      <w:r>
+        <w:rPr>
+          <w:b/>
+          <w:bCs/>
+        </w:rPr>
+        <w:lastRenderedPageBreak/>
         <w:t>4. Reinforced Operational Footwear</w:t>
       </w:r>
     </w:p>
@@ -2025,17 +2554,113 @@
           <w:bCs/>
         </w:rPr>
       </w:pPr>
-      <w:r>
-        <w:rPr>
-          <w:b/>
-          <w:bCs/>
-        </w:rPr>
+    </w:p>
+    <w:p>
+      <w:pPr>
+        <w:rPr>
+          <w:b/>
+          <w:bCs/>
+        </w:rPr>
+      </w:pPr>
+    </w:p>
+    <w:p>
+      <w:pPr>
+        <w:rPr>
+          <w:b/>
+          <w:bCs/>
+        </w:rPr>
+      </w:pPr>
+    </w:p>
+    <w:p>
+      <w:pPr>
+        <w:rPr>
+          <w:b/>
+          <w:bCs/>
+        </w:rPr>
+      </w:pPr>
+    </w:p>
+    <w:p>
+      <w:pPr>
+        <w:rPr>
+          <w:b/>
+          <w:bCs/>
+        </w:rPr>
+      </w:pPr>
+    </w:p>
+    <w:p>
+      <w:pPr>
+        <w:rPr>
+          <w:b/>
+          <w:bCs/>
+        </w:rPr>
+      </w:pPr>
+    </w:p>
+    <w:p>
+      <w:pPr>
+        <w:rPr>
+          <w:b/>
+          <w:bCs/>
+        </w:rPr>
+      </w:pPr>
+    </w:p>
+    <w:p>
+      <w:pPr>
+        <w:rPr>
+          <w:b/>
+          <w:bCs/>
+        </w:rPr>
+      </w:pPr>
+    </w:p>
+    <w:p>
+      <w:pPr>
+        <w:rPr>
+          <w:b/>
+          <w:bCs/>
+        </w:rPr>
+      </w:pPr>
+    </w:p>
+    <w:p>
+      <w:pPr>
+        <w:rPr>
+          <w:b/>
+          <w:bCs/>
+        </w:rPr>
+      </w:pPr>
+    </w:p>
+    <w:p>
+      <w:pPr>
+        <w:rPr>
+          <w:b/>
+          <w:bCs/>
+        </w:rPr>
+      </w:pPr>
+    </w:p>
+    <w:p>
+      <w:pPr>
+        <w:rPr>
+          <w:b/>
+          <w:bCs/>
+        </w:rPr>
+      </w:pPr>
+    </w:p>
+    <w:p>
+      <w:pPr>
+        <w:rPr>
+          <w:b/>
+          <w:bCs/>
+        </w:rPr>
+      </w:pPr>
+      <w:r>
+        <w:rPr>
+          <w:b/>
+          <w:bCs/>
+        </w:rPr>
+        <w:lastRenderedPageBreak/>
         <w:t>0.3 Patient Protection and Perineal Skin Preparation</w:t>
       </w:r>
     </w:p>
     <w:p>
       <w:r>
-        <w:lastRenderedPageBreak/>
         <w:t>The patient's pelvic perimeter must be properly shielded to prevent secondary migration toward the deep inguinal lymph nodes, the retroperitoneum, or upper vertebral channels during active vitamin therapy.</w:t>
       </w:r>
     </w:p>
@@ -2559,12 +3184,12 @@
           <w:b/>
           <w:bCs/>
         </w:rPr>
+        <w:lastRenderedPageBreak/>
         <w:t>0.4 Bedside Patient PPE Coordination for Pelvic Expulsion</w:t>
       </w:r>
     </w:p>
     <w:p>
       <w:r>
-        <w:lastRenderedPageBreak/>
         <w:t>When a patient undergoes a non-surgical pelvic or urinary evacuation protocol at the bedside, they must be equipped with functional personal protective items to prevent panic and cross-contamination:</w:t>
       </w:r>
     </w:p>
@@ -2651,6 +3276,7 @@
           <w:b/>
           <w:bCs/>
         </w:rPr>
+        <w:lastRenderedPageBreak/>
         <w:t>1. Introduction to the Urogenital Lipid-Capsule Interconnect</w:t>
       </w:r>
     </w:p>
@@ -2666,217 +3292,217 @@
           <w:b/>
           <w:bCs/>
         </w:rPr>
+        <w:t>1.1 Glandular Production of Cerebrospinal Fluid and Lipidic Scaffolding</w:t>
+      </w:r>
+    </w:p>
+    <w:p>
+      <w:r>
+        <w:t xml:space="preserve">The prostate in the male and the homologous Skene’s glands in the female represent far more than secondary reproductive organs; they function as primary regulatory nodes for the host's internal </w:t>
+      </w:r>
+      <w:r>
+        <w:rPr>
+          <w:b/>
+          <w:bCs/>
+        </w:rPr>
+        <w:t>lipid-capsule hydrodynamics</w:t>
+      </w:r>
+      <w:r>
+        <w:t xml:space="preserve">. This specialized glandular architecture synthesizes the essential lipid structures that form the foundation of </w:t>
+      </w:r>
+      <w:r>
+        <w:rPr>
+          <w:b/>
+          <w:bCs/>
+        </w:rPr>
+        <w:t>Cerebrospinal Fluid (CSF)</w:t>
+      </w:r>
+      <w:r>
+        <w:t>. This pure liquid lipid capsule matrix is continuously pumped up the spinal column, passing through the deep ventricles to insulate the central nervous system before supplying the systemic "blue veins" of the venous return network.</w:t>
+      </w:r>
+    </w:p>
+    <w:p/>
+    <w:p>
+      <w:r>
+        <w:t xml:space="preserve">       [ Prostatic / Skene's Gland Glandular </w:t>
+      </w:r>
+      <w:proofErr w:type="gramStart"/>
+      <w:r>
+        <w:t>Center ]</w:t>
+      </w:r>
+      <w:proofErr w:type="gramEnd"/>
+    </w:p>
+    <w:p>
+      <w:r>
+        <w:t xml:space="preserve">                             │</w:t>
+      </w:r>
+    </w:p>
+    <w:p>
+      <w:r>
+        <w:t xml:space="preserve">                             </w:t>
+      </w:r>
+      <w:r>
+        <w:rPr>
+          <w:rFonts w:ascii="Arial" w:hAnsi="Arial" w:cs="Arial"/>
+        </w:rPr>
+        <w:t>▼</w:t>
+      </w:r>
+      <w:r>
+        <w:t xml:space="preserve"> (Synthesis Loop)</w:t>
+      </w:r>
+    </w:p>
+    <w:p>
+      <w:r>
+        <w:t xml:space="preserve">       </w:t>
+      </w:r>
+      <w:proofErr w:type="gramStart"/>
+      <w:r>
+        <w:t>[ Pure</w:t>
+      </w:r>
+      <w:proofErr w:type="gramEnd"/>
+      <w:r>
+        <w:t xml:space="preserve"> Liquid Lipid Capsule Transport (CSF Matrix</w:t>
+      </w:r>
+      <w:proofErr w:type="gramStart"/>
+      <w:r>
+        <w:t>) ]</w:t>
+      </w:r>
+      <w:proofErr w:type="gramEnd"/>
+    </w:p>
+    <w:p>
+      <w:r>
+        <w:t xml:space="preserve">                             │</w:t>
+      </w:r>
+    </w:p>
+    <w:p>
+      <w:r>
+        <w:t xml:space="preserve">       ┌─────────────────────</w:t>
+      </w:r>
+      <w:r>
+        <w:rPr>
+          <w:rFonts w:ascii="MS Gothic" w:eastAsia="MS Gothic" w:hAnsi="MS Gothic" w:cs="MS Gothic" w:hint="eastAsia"/>
+        </w:rPr>
+        <w:t>┴</w:t>
+      </w:r>
+      <w:r>
+        <w:rPr>
+          <w:rFonts w:ascii="Aptos" w:hAnsi="Aptos" w:cs="Aptos"/>
+        </w:rPr>
+        <w:t>─────────────────────┐</w:t>
+      </w:r>
+    </w:p>
+    <w:p>
+      <w:r>
+        <w:t xml:space="preserve">       </w:t>
+      </w:r>
+      <w:r>
+        <w:rPr>
+          <w:rFonts w:ascii="Arial" w:hAnsi="Arial" w:cs="Arial"/>
+        </w:rPr>
+        <w:t>▼</w:t>
+      </w:r>
+      <w:r>
+        <w:t xml:space="preserve">                                           </w:t>
+      </w:r>
+      <w:r>
+        <w:rPr>
+          <w:rFonts w:ascii="Arial" w:hAnsi="Arial" w:cs="Arial"/>
+        </w:rPr>
+        <w:t>▼</w:t>
+      </w:r>
+    </w:p>
+    <w:p>
+      <w:proofErr w:type="gramStart"/>
+      <w:r>
+        <w:t>[ Spinal</w:t>
+      </w:r>
+      <w:proofErr w:type="gramEnd"/>
+      <w:r>
+        <w:t xml:space="preserve">-Brain Ventricle </w:t>
+      </w:r>
+      <w:proofErr w:type="gramStart"/>
+      <w:r>
+        <w:t>Axis ]</w:t>
+      </w:r>
+      <w:proofErr w:type="gramEnd"/>
+      <w:r>
+        <w:t xml:space="preserve">         </w:t>
+      </w:r>
+      <w:proofErr w:type="gramStart"/>
+      <w:r>
+        <w:t xml:space="preserve">   [</w:t>
+      </w:r>
+      <w:proofErr w:type="gramEnd"/>
+      <w:r>
+        <w:t xml:space="preserve"> Renal Iron-Binding </w:t>
+      </w:r>
+      <w:proofErr w:type="gramStart"/>
+      <w:r>
+        <w:t>Loop ]</w:t>
+      </w:r>
+      <w:proofErr w:type="gramEnd"/>
+    </w:p>
+    <w:p>
+      <w:r>
+        <w:t xml:space="preserve">  - Axonal Myelin Sheath Rebuilding         - Core binding of Fe elements</w:t>
+      </w:r>
+    </w:p>
+    <w:p>
+      <w:r>
+        <w:t xml:space="preserve">  - Neural Matrix Stabilization             - Erythrocyte Generation (Blood)</w:t>
+      </w:r>
+    </w:p>
+    <w:p>
+      <w:r>
+        <w:t xml:space="preserve">                             │</w:t>
+      </w:r>
+    </w:p>
+    <w:p>
+      <w:r>
+        <w:t xml:space="preserve">                             </w:t>
+      </w:r>
+      <w:r>
+        <w:rPr>
+          <w:rFonts w:ascii="Arial" w:hAnsi="Arial" w:cs="Arial"/>
+        </w:rPr>
+        <w:t>▼</w:t>
+      </w:r>
+    </w:p>
+    <w:p>
+      <w:r>
+        <w:t xml:space="preserve">       </w:t>
+      </w:r>
+      <w:proofErr w:type="gramStart"/>
+      <w:r>
+        <w:t>[ Epidermal</w:t>
+      </w:r>
+      <w:proofErr w:type="gramEnd"/>
+      <w:r>
+        <w:t xml:space="preserve"> / Somatic Tissue Regeneration </w:t>
+      </w:r>
+      <w:proofErr w:type="gramStart"/>
+      <w:r>
+        <w:t>Fields ]</w:t>
+      </w:r>
+      <w:proofErr w:type="gramEnd"/>
+    </w:p>
+    <w:p/>
+    <w:p/>
+    <w:p/>
+    <w:p/>
+    <w:p/>
+    <w:p>
+      <w:pPr>
+        <w:rPr>
+          <w:b/>
+          <w:bCs/>
+        </w:rPr>
+      </w:pPr>
+      <w:r>
+        <w:rPr>
+          <w:b/>
+          <w:bCs/>
+        </w:rPr>
         <w:lastRenderedPageBreak/>
-        <w:t>1.1 Glandular Production of Cerebrospinal Fluid and Lipidic Scaffolding</w:t>
-      </w:r>
-    </w:p>
-    <w:p>
-      <w:r>
-        <w:t xml:space="preserve">The prostate in the male and the homologous Skene’s glands in the female represent far more than secondary reproductive organs; they function as primary regulatory nodes for the host's internal </w:t>
-      </w:r>
-      <w:r>
-        <w:rPr>
-          <w:b/>
-          <w:bCs/>
-        </w:rPr>
-        <w:t>lipid-capsule hydrodynamics</w:t>
-      </w:r>
-      <w:r>
-        <w:t xml:space="preserve">. This specialized glandular architecture synthesizes the essential lipid structures that form the foundation of </w:t>
-      </w:r>
-      <w:r>
-        <w:rPr>
-          <w:b/>
-          <w:bCs/>
-        </w:rPr>
-        <w:t>Cerebrospinal Fluid (CSF)</w:t>
-      </w:r>
-      <w:r>
-        <w:t>. This pure liquid lipid capsule matrix is continuously pumped up the spinal column, passing through the deep ventricles to insulate the central nervous system before supplying the systemic "blue veins" of the venous return network.</w:t>
-      </w:r>
-    </w:p>
-    <w:p/>
-    <w:p>
-      <w:r>
-        <w:t xml:space="preserve">       [ Prostatic / Skene's Gland Glandular </w:t>
-      </w:r>
-      <w:proofErr w:type="gramStart"/>
-      <w:r>
-        <w:t>Center ]</w:t>
-      </w:r>
-      <w:proofErr w:type="gramEnd"/>
-    </w:p>
-    <w:p>
-      <w:r>
-        <w:t xml:space="preserve">                             │</w:t>
-      </w:r>
-    </w:p>
-    <w:p>
-      <w:r>
-        <w:t xml:space="preserve">                             </w:t>
-      </w:r>
-      <w:r>
-        <w:rPr>
-          <w:rFonts w:ascii="Arial" w:hAnsi="Arial" w:cs="Arial"/>
-        </w:rPr>
-        <w:t>▼</w:t>
-      </w:r>
-      <w:r>
-        <w:t xml:space="preserve"> (Synthesis Loop)</w:t>
-      </w:r>
-    </w:p>
-    <w:p>
-      <w:r>
-        <w:t xml:space="preserve">       </w:t>
-      </w:r>
-      <w:proofErr w:type="gramStart"/>
-      <w:r>
-        <w:t>[ Pure</w:t>
-      </w:r>
-      <w:proofErr w:type="gramEnd"/>
-      <w:r>
-        <w:t xml:space="preserve"> Liquid Lipid Capsule Transport (CSF Matrix</w:t>
-      </w:r>
-      <w:proofErr w:type="gramStart"/>
-      <w:r>
-        <w:t>) ]</w:t>
-      </w:r>
-      <w:proofErr w:type="gramEnd"/>
-    </w:p>
-    <w:p>
-      <w:r>
-        <w:t xml:space="preserve">                             │</w:t>
-      </w:r>
-    </w:p>
-    <w:p>
-      <w:r>
-        <w:t xml:space="preserve">       ┌─────────────────────</w:t>
-      </w:r>
-      <w:r>
-        <w:rPr>
-          <w:rFonts w:ascii="MS Gothic" w:eastAsia="MS Gothic" w:hAnsi="MS Gothic" w:cs="MS Gothic" w:hint="eastAsia"/>
-        </w:rPr>
-        <w:t>┴</w:t>
-      </w:r>
-      <w:r>
-        <w:rPr>
-          <w:rFonts w:ascii="Aptos" w:hAnsi="Aptos" w:cs="Aptos"/>
-        </w:rPr>
-        <w:t>─────────────────────┐</w:t>
-      </w:r>
-    </w:p>
-    <w:p>
-      <w:r>
-        <w:t xml:space="preserve">       </w:t>
-      </w:r>
-      <w:r>
-        <w:rPr>
-          <w:rFonts w:ascii="Arial" w:hAnsi="Arial" w:cs="Arial"/>
-        </w:rPr>
-        <w:t>▼</w:t>
-      </w:r>
-      <w:r>
-        <w:t xml:space="preserve">                                           </w:t>
-      </w:r>
-      <w:r>
-        <w:rPr>
-          <w:rFonts w:ascii="Arial" w:hAnsi="Arial" w:cs="Arial"/>
-        </w:rPr>
-        <w:t>▼</w:t>
-      </w:r>
-    </w:p>
-    <w:p>
-      <w:proofErr w:type="gramStart"/>
-      <w:r>
-        <w:t>[ Spinal</w:t>
-      </w:r>
-      <w:proofErr w:type="gramEnd"/>
-      <w:r>
-        <w:t xml:space="preserve">-Brain Ventricle </w:t>
-      </w:r>
-      <w:proofErr w:type="gramStart"/>
-      <w:r>
-        <w:t>Axis ]</w:t>
-      </w:r>
-      <w:proofErr w:type="gramEnd"/>
-      <w:r>
-        <w:t xml:space="preserve">         </w:t>
-      </w:r>
-      <w:proofErr w:type="gramStart"/>
-      <w:r>
-        <w:t xml:space="preserve">   [</w:t>
-      </w:r>
-      <w:proofErr w:type="gramEnd"/>
-      <w:r>
-        <w:t xml:space="preserve"> Renal Iron-Binding </w:t>
-      </w:r>
-      <w:proofErr w:type="gramStart"/>
-      <w:r>
-        <w:t>Loop ]</w:t>
-      </w:r>
-      <w:proofErr w:type="gramEnd"/>
-    </w:p>
-    <w:p>
-      <w:r>
-        <w:t xml:space="preserve">  - Axonal Myelin Sheath Rebuilding         - Core binding of Fe elements</w:t>
-      </w:r>
-    </w:p>
-    <w:p>
-      <w:r>
-        <w:t xml:space="preserve">  - Neural Matrix Stabilization             - Erythrocyte Generation (Blood)</w:t>
-      </w:r>
-    </w:p>
-    <w:p>
-      <w:r>
-        <w:t xml:space="preserve">                             │</w:t>
-      </w:r>
-    </w:p>
-    <w:p>
-      <w:r>
-        <w:t xml:space="preserve">                             </w:t>
-      </w:r>
-      <w:r>
-        <w:rPr>
-          <w:rFonts w:ascii="Arial" w:hAnsi="Arial" w:cs="Arial"/>
-        </w:rPr>
-        <w:t>▼</w:t>
-      </w:r>
-    </w:p>
-    <w:p>
-      <w:r>
-        <w:t xml:space="preserve">       </w:t>
-      </w:r>
-      <w:proofErr w:type="gramStart"/>
-      <w:r>
-        <w:t>[ Epidermal</w:t>
-      </w:r>
-      <w:proofErr w:type="gramEnd"/>
-      <w:r>
-        <w:t xml:space="preserve"> / Somatic Tissue Regeneration </w:t>
-      </w:r>
-      <w:proofErr w:type="gramStart"/>
-      <w:r>
-        <w:t>Fields ]</w:t>
-      </w:r>
-      <w:proofErr w:type="gramEnd"/>
-    </w:p>
-    <w:p/>
-    <w:p/>
-    <w:p/>
-    <w:p/>
-    <w:p/>
-    <w:p>
-      <w:pPr>
-        <w:rPr>
-          <w:b/>
-          <w:bCs/>
-        </w:rPr>
-      </w:pPr>
-      <w:r>
-        <w:rPr>
-          <w:b/>
-          <w:bCs/>
-        </w:rPr>
         <w:t xml:space="preserve">1.2 Pathological Collapse via </w:t>
       </w:r>
       <w:r>
@@ -2898,7 +3524,6 @@
     </w:p>
     <w:p>
       <w:r>
-        <w:lastRenderedPageBreak/>
         <w:t xml:space="preserve">When a </w:t>
       </w:r>
       <w:r>
@@ -3002,6 +3627,7 @@
           <w:b/>
           <w:bCs/>
         </w:rPr>
+        <w:lastRenderedPageBreak/>
         <w:t>2. Duty to Warn Justification</w:t>
       </w:r>
     </w:p>
@@ -3017,8 +3643,81 @@
           <w:b/>
           <w:bCs/>
         </w:rPr>
+        <w:t xml:space="preserve">2.1 Overcoming Deep Pelvic Glandular Diagnostic </w:t>
+      </w:r>
+      <w:proofErr w:type="spellStart"/>
+      <w:r>
+        <w:rPr>
+          <w:b/>
+          <w:bCs/>
+        </w:rPr>
+        <w:t>Blindspots</w:t>
+      </w:r>
+      <w:proofErr w:type="spellEnd"/>
+    </w:p>
+    <w:p>
+      <w:r>
+        <w:t>An active vesicle mass inside the male prostate or female Skene’s gland closely mirrors the radiographic presentation of high-grade adenocarcinomas, dense leiomyosarcomas, or chronic fistulizing granulomas.</w:t>
+      </w:r>
+    </w:p>
+    <w:p>
+      <w:r>
+        <w:t xml:space="preserve">Because standard oncology protocols do not screen for marine-derived arthropod vectors or underlying viral vesicle mechanics within the pelvic plexus, a profound diagnostic </w:t>
+      </w:r>
+      <w:proofErr w:type="spellStart"/>
+      <w:r>
+        <w:t>blindspot</w:t>
+      </w:r>
+      <w:proofErr w:type="spellEnd"/>
+      <w:r>
+        <w:t xml:space="preserve"> exists. Attempting standard sharp needle punch biopsies on these pressurized, lipid-heavy structures can rupture the outer capsule, unleashing cytolytic fluids that destroy surrounding pelvic bones and trigger immediate bone marrow collapse. A definitive </w:t>
+      </w:r>
+      <w:r>
+        <w:rPr>
+          <w:b/>
+          <w:bCs/>
+        </w:rPr>
+        <w:t>Duty to Warn</w:t>
+      </w:r>
+      <w:r>
+        <w:t xml:space="preserve"> must be established to deploy non-invasive tracking protocols before mechanical intervention causes irreversible damage.</w:t>
+      </w:r>
+    </w:p>
+    <w:p/>
+    <w:p/>
+    <w:p/>
+    <w:p/>
+    <w:p/>
+    <w:p/>
+    <w:p/>
+    <w:p/>
+    <w:p/>
+    <w:p/>
+    <w:p/>
+    <w:p/>
+    <w:p/>
+    <w:p/>
+    <w:p/>
+    <w:p/>
+    <w:p>
+      <w:pPr>
+        <w:rPr>
+          <w:b/>
+          <w:bCs/>
+        </w:rPr>
+      </w:pPr>
+      <w:r>
+        <w:rPr>
+          <w:b/>
+          <w:bCs/>
+        </w:rPr>
         <w:lastRenderedPageBreak/>
-        <w:t xml:space="preserve">2.1 Overcoming Deep Pelvic Glandular Diagnostic </w:t>
+        <w:t>3. Methodological Framework: 3D Pelvic and Catheter Volumetric Tracking</w:t>
+      </w:r>
+    </w:p>
+    <w:p>
+      <w:r>
+        <w:t xml:space="preserve">To map changes within dense pelvic matrices and verify structural lipid flow rates through the </w:t>
       </w:r>
       <w:proofErr w:type="spellStart"/>
       <w:r>
@@ -3026,83 +3725,9 @@
           <w:b/>
           <w:bCs/>
         </w:rPr>
-        <w:t>Blindspots</w:t>
+        <w:t>Lipidos</w:t>
       </w:r>
       <w:proofErr w:type="spellEnd"/>
-    </w:p>
-    <w:p>
-      <w:r>
-        <w:t>An active vesicle mass inside the male prostate or female Skene’s gland closely mirrors the radiographic presentation of high-grade adenocarcinomas, dense leiomyosarcomas, or chronic fistulizing granulomas.</w:t>
-      </w:r>
-    </w:p>
-    <w:p>
-      <w:r>
-        <w:t xml:space="preserve">Because standard oncology protocols do not screen for marine-derived arthropod vectors or underlying viral vesicle mechanics within the pelvic plexus, a profound diagnostic </w:t>
-      </w:r>
-      <w:proofErr w:type="spellStart"/>
-      <w:r>
-        <w:t>blindspot</w:t>
-      </w:r>
-      <w:proofErr w:type="spellEnd"/>
-      <w:r>
-        <w:t xml:space="preserve"> exists. Attempting standard sharp needle punch biopsies on these pressurized, lipid-heavy structures can rupture the outer capsule, unleashing cytolytic fluids that destroy surrounding pelvic bones and trigger immediate bone marrow collapse. A definitive </w:t>
-      </w:r>
-      <w:r>
-        <w:rPr>
-          <w:b/>
-          <w:bCs/>
-        </w:rPr>
-        <w:t>Duty to Warn</w:t>
-      </w:r>
-      <w:r>
-        <w:t xml:space="preserve"> must be established to deploy non-invasive tracking protocols before mechanical intervention causes irreversible damage.</w:t>
-      </w:r>
-    </w:p>
-    <w:p/>
-    <w:p/>
-    <w:p/>
-    <w:p/>
-    <w:p/>
-    <w:p/>
-    <w:p/>
-    <w:p/>
-    <w:p/>
-    <w:p/>
-    <w:p/>
-    <w:p/>
-    <w:p/>
-    <w:p/>
-    <w:p/>
-    <w:p/>
-    <w:p>
-      <w:pPr>
-        <w:rPr>
-          <w:b/>
-          <w:bCs/>
-        </w:rPr>
-      </w:pPr>
-      <w:r>
-        <w:rPr>
-          <w:b/>
-          <w:bCs/>
-        </w:rPr>
-        <w:t>3. Methodological Framework: 3D Pelvic and Catheter Volumetric Tracking</w:t>
-      </w:r>
-    </w:p>
-    <w:p>
-      <w:r>
-        <w:lastRenderedPageBreak/>
-        <w:t xml:space="preserve">To map changes within dense pelvic matrices and verify structural lipid flow rates through the </w:t>
-      </w:r>
-      <w:proofErr w:type="spellStart"/>
-      <w:r>
-        <w:rPr>
-          <w:b/>
-          <w:bCs/>
-        </w:rPr>
-        <w:t>Lipidos</w:t>
-      </w:r>
-      <w:proofErr w:type="spellEnd"/>
       <w:r>
         <w:rPr>
           <w:b/>
@@ -3280,6 +3905,12 @@
       </w:r>
       <w:proofErr w:type="gramEnd"/>
     </w:p>
+    <w:p/>
+    <w:p/>
+    <w:p/>
+    <w:p/>
+    <w:p/>
+    <w:p/>
     <w:p/>
     <w:p>
       <w:pPr>
@@ -3293,6 +3924,7 @@
           <w:b/>
           <w:bCs/>
         </w:rPr>
+        <w:lastRenderedPageBreak/>
         <w:t>Multi-Modal Ingestion:</w:t>
       </w:r>
       <w:r>
@@ -3362,11 +3994,156 @@
           <w:bCs/>
         </w:rPr>
       </w:pPr>
-      <w:r>
-        <w:rPr>
-          <w:b/>
-          <w:bCs/>
-        </w:rPr>
+    </w:p>
+    <w:p>
+      <w:pPr>
+        <w:rPr>
+          <w:b/>
+          <w:bCs/>
+        </w:rPr>
+      </w:pPr>
+    </w:p>
+    <w:p>
+      <w:pPr>
+        <w:rPr>
+          <w:b/>
+          <w:bCs/>
+        </w:rPr>
+      </w:pPr>
+    </w:p>
+    <w:p>
+      <w:pPr>
+        <w:rPr>
+          <w:b/>
+          <w:bCs/>
+        </w:rPr>
+      </w:pPr>
+    </w:p>
+    <w:p>
+      <w:pPr>
+        <w:rPr>
+          <w:b/>
+          <w:bCs/>
+        </w:rPr>
+      </w:pPr>
+    </w:p>
+    <w:p>
+      <w:pPr>
+        <w:rPr>
+          <w:b/>
+          <w:bCs/>
+        </w:rPr>
+      </w:pPr>
+    </w:p>
+    <w:p>
+      <w:pPr>
+        <w:rPr>
+          <w:b/>
+          <w:bCs/>
+        </w:rPr>
+      </w:pPr>
+    </w:p>
+    <w:p>
+      <w:pPr>
+        <w:rPr>
+          <w:b/>
+          <w:bCs/>
+        </w:rPr>
+      </w:pPr>
+    </w:p>
+    <w:p>
+      <w:pPr>
+        <w:rPr>
+          <w:b/>
+          <w:bCs/>
+        </w:rPr>
+      </w:pPr>
+    </w:p>
+    <w:p>
+      <w:pPr>
+        <w:rPr>
+          <w:b/>
+          <w:bCs/>
+        </w:rPr>
+      </w:pPr>
+    </w:p>
+    <w:p>
+      <w:pPr>
+        <w:rPr>
+          <w:b/>
+          <w:bCs/>
+        </w:rPr>
+      </w:pPr>
+    </w:p>
+    <w:p>
+      <w:pPr>
+        <w:rPr>
+          <w:b/>
+          <w:bCs/>
+        </w:rPr>
+      </w:pPr>
+    </w:p>
+    <w:p>
+      <w:pPr>
+        <w:rPr>
+          <w:b/>
+          <w:bCs/>
+        </w:rPr>
+      </w:pPr>
+    </w:p>
+    <w:p>
+      <w:pPr>
+        <w:rPr>
+          <w:b/>
+          <w:bCs/>
+        </w:rPr>
+      </w:pPr>
+    </w:p>
+    <w:p>
+      <w:pPr>
+        <w:rPr>
+          <w:b/>
+          <w:bCs/>
+        </w:rPr>
+      </w:pPr>
+    </w:p>
+    <w:p>
+      <w:pPr>
+        <w:rPr>
+          <w:b/>
+          <w:bCs/>
+        </w:rPr>
+      </w:pPr>
+    </w:p>
+    <w:p>
+      <w:pPr>
+        <w:rPr>
+          <w:b/>
+          <w:bCs/>
+        </w:rPr>
+      </w:pPr>
+    </w:p>
+    <w:p>
+      <w:pPr>
+        <w:rPr>
+          <w:b/>
+          <w:bCs/>
+        </w:rPr>
+      </w:pPr>
+    </w:p>
+    <w:p>
+      <w:pPr>
+        <w:rPr>
+          <w:b/>
+          <w:bCs/>
+        </w:rPr>
+      </w:pPr>
+      <w:r>
+        <w:rPr>
+          <w:b/>
+          <w:bCs/>
+        </w:rPr>
+        <w:lastRenderedPageBreak/>
         <w:t>4. Pathological Analysis of the Prostatic/Skene's Gland Matrix</w:t>
       </w:r>
     </w:p>
@@ -3382,7 +4159,6 @@
           <w:b/>
           <w:bCs/>
         </w:rPr>
-        <w:lastRenderedPageBreak/>
         <w:t>4.1 Histological Architecture and Stromal Response</w:t>
       </w:r>
     </w:p>
@@ -3473,6 +4249,7 @@
           <w:b/>
           <w:bCs/>
         </w:rPr>
+        <w:lastRenderedPageBreak/>
         <w:t>5. Radiologic Profiling and High-Resolution MRI Tuning</w:t>
       </w:r>
     </w:p>
@@ -3488,7 +4265,6 @@
           <w:b/>
           <w:bCs/>
         </w:rPr>
-        <w:lastRenderedPageBreak/>
         <w:t>5.1 Pulse Sequence Optimization for Urogenital Lipid Variations</w:t>
       </w:r>
     </w:p>
@@ -4047,15 +4823,16 @@
           <w:b/>
           <w:bCs/>
         </w:rPr>
+        <w:lastRenderedPageBreak/>
         <w:t>6. Computational Segmentation and 3D Voxel Processing Pipelines</w:t>
       </w:r>
     </w:p>
     <w:p>
       <w:r>
-        <w:lastRenderedPageBreak/>
         <w:t>The following Python script isolates the specific signal attenuation properties of pelvic masses within dense urogenital boundaries:</w:t>
       </w:r>
     </w:p>
+    <w:p/>
     <w:p>
       <w:proofErr w:type="gramStart"/>
       <w:r>
@@ -4473,19 +5250,19 @@
     <w:p/>
     <w:p/>
     <w:p/>
-    <w:p/>
-    <w:p>
-      <w:pPr>
-        <w:rPr>
-          <w:b/>
-          <w:bCs/>
-        </w:rPr>
-      </w:pPr>
-      <w:r>
-        <w:rPr>
-          <w:b/>
-          <w:bCs/>
-        </w:rPr>
+    <w:p>
+      <w:pPr>
+        <w:rPr>
+          <w:b/>
+          <w:bCs/>
+        </w:rPr>
+      </w:pPr>
+      <w:r>
+        <w:rPr>
+          <w:b/>
+          <w:bCs/>
+        </w:rPr>
+        <w:lastRenderedPageBreak/>
         <w:t>7. Discussion and Clinical Conclusion</w:t>
       </w:r>
     </w:p>
@@ -4501,50 +5278,50 @@
           <w:b/>
           <w:bCs/>
         </w:rPr>
+        <w:t>7.1 Multi-Modal Diagnostic Integration</w:t>
+      </w:r>
+    </w:p>
+    <w:p>
+      <w:r>
+        <w:t>Pelvic and urogenital variations challenge traditional boundaries between medical oncology, urology, and neuro-parasitology. The combination of a host-derived fibrotic wall and an inner lipid-chitin core creates a structure that can easily be misclassified.</w:t>
+      </w:r>
+    </w:p>
+    <w:p>
+      <w:r>
+        <w:t>By applying specialized MRI tuning—specifically tracking phase drop-offs on Dixon sequences and signal suppression on spectral fat-saturation profiles—medical teams gain real-time, non-invasive tools to identify these anomalies and initiate treatment without risking biopsy-induced rupture.</w:t>
+      </w:r>
+    </w:p>
+    <w:p/>
+    <w:p/>
+    <w:p/>
+    <w:p/>
+    <w:p/>
+    <w:p/>
+    <w:p/>
+    <w:p/>
+    <w:p/>
+    <w:p/>
+    <w:p/>
+    <w:p/>
+    <w:p/>
+    <w:p/>
+    <w:p/>
+    <w:p/>
+    <w:p/>
+    <w:p/>
+    <w:p>
+      <w:pPr>
+        <w:rPr>
+          <w:b/>
+          <w:bCs/>
+        </w:rPr>
+      </w:pPr>
+      <w:r>
+        <w:rPr>
+          <w:b/>
+          <w:bCs/>
+        </w:rPr>
         <w:lastRenderedPageBreak/>
-        <w:t>7.1 Multi-Modal Diagnostic Integration</w:t>
-      </w:r>
-    </w:p>
-    <w:p>
-      <w:r>
-        <w:t>Pelvic and urogenital variations challenge traditional boundaries between medical oncology, urology, and neuro-parasitology. The combination of a host-derived fibrotic wall and an inner lipid-chitin core creates a structure that can easily be misclassified.</w:t>
-      </w:r>
-    </w:p>
-    <w:p>
-      <w:r>
-        <w:t>By applying specialized MRI tuning—specifically tracking phase drop-offs on Dixon sequences and signal suppression on spectral fat-saturation profiles—medical teams gain real-time, non-invasive tools to identify these anomalies and initiate treatment without risking biopsy-induced rupture.</w:t>
-      </w:r>
-    </w:p>
-    <w:p/>
-    <w:p/>
-    <w:p/>
-    <w:p/>
-    <w:p/>
-    <w:p/>
-    <w:p/>
-    <w:p/>
-    <w:p/>
-    <w:p/>
-    <w:p/>
-    <w:p/>
-    <w:p/>
-    <w:p/>
-    <w:p/>
-    <w:p/>
-    <w:p/>
-    <w:p/>
-    <w:p>
-      <w:pPr>
-        <w:rPr>
-          <w:b/>
-          <w:bCs/>
-        </w:rPr>
-      </w:pPr>
-      <w:r>
-        <w:rPr>
-          <w:b/>
-          <w:bCs/>
-        </w:rPr>
         <w:t>8. Pathophysiological Multi-System Integration</w:t>
       </w:r>
     </w:p>
@@ -4560,7 +5337,6 @@
           <w:b/>
           <w:bCs/>
         </w:rPr>
-        <w:lastRenderedPageBreak/>
         <w:t>8.1 The Craniofacial-Skeletal Feedback Loop</w:t>
       </w:r>
     </w:p>
@@ -4666,6 +5442,7 @@
       </w:r>
       <w:proofErr w:type="gramEnd"/>
     </w:p>
+    <w:p/>
     <w:p>
       <w:r>
         <w:t>The body begins aggressively resorbing its own bone matrices to compensate for the fluid imbalance, releasing localized bone calcium pools. This bone loss targets the thin bones of the facial skeleton and sinus walls, causing secondary tissue thinning and structural defects in the head and neck. This feedback loop bridges the entire text series into an interconnected tracking loop.</w:t>
@@ -4710,7 +5487,6 @@
           <w:b/>
           <w:bCs/>
         </w:rPr>
-        <w:lastRenderedPageBreak/>
         <w:t>11.1 Pelvic Fluid Phase Assay Matrix</w:t>
       </w:r>
     </w:p>
@@ -5117,7 +5893,6 @@
           <w:b/>
           <w:bCs/>
         </w:rPr>
-        <w:lastRenderedPageBreak/>
         <w:t>12.1 Pharmacokinetic Rationale for Glandular Lipidic Restoration</w:t>
       </w:r>
     </w:p>
@@ -5389,256 +6164,255 @@
           <w:b/>
           <w:bCs/>
         </w:rPr>
+        <w:t xml:space="preserve">13.1 Deployment of the </w:t>
+      </w:r>
+      <w:proofErr w:type="spellStart"/>
+      <w:r>
+        <w:rPr>
+          <w:b/>
+          <w:bCs/>
+        </w:rPr>
+        <w:t>Lipidos</w:t>
+      </w:r>
+      <w:proofErr w:type="spellEnd"/>
+      <w:r>
+        <w:rPr>
+          <w:b/>
+          <w:bCs/>
+        </w:rPr>
+        <w:t xml:space="preserve"> Catheter-Pump System</w:t>
+      </w:r>
+    </w:p>
+    <w:p>
+      <w:r>
+        <w:t xml:space="preserve">To actively rebuild the host's destroyed lipid capsule reserves and restore healthy cerebrospinal fluid (CSF) flow mechanics, the framework implements targeted </w:t>
+      </w:r>
+      <w:r>
+        <w:rPr>
+          <w:b/>
+          <w:bCs/>
+        </w:rPr>
+        <w:t>Plant-Based Human Lipid-Capsule Infusions</w:t>
+      </w:r>
+      <w:r>
+        <w:t xml:space="preserve"> using the specialized </w:t>
+      </w:r>
+      <w:proofErr w:type="spellStart"/>
+      <w:r>
+        <w:rPr>
+          <w:b/>
+          <w:bCs/>
+        </w:rPr>
+        <w:t>Lipidos</w:t>
+      </w:r>
+      <w:proofErr w:type="spellEnd"/>
+      <w:r>
+        <w:rPr>
+          <w:b/>
+          <w:bCs/>
+        </w:rPr>
+        <w:t xml:space="preserve"> w/ Catheter-Pump Kit</w:t>
+      </w:r>
+      <w:r>
+        <w:t>. This protocol delivers pure, uncorrupted lipid precursors straight into the pelvic tissue channels, bypassing the blocked glandular pathways.</w:t>
+      </w:r>
+    </w:p>
+    <w:p/>
+    <w:p>
+      <w:r>
+        <w:t xml:space="preserve">       </w:t>
+      </w:r>
+      <w:proofErr w:type="gramStart"/>
+      <w:r>
+        <w:t>[ Installation</w:t>
+      </w:r>
+      <w:proofErr w:type="gramEnd"/>
+      <w:r>
+        <w:t xml:space="preserve"> of the </w:t>
+      </w:r>
+      <w:proofErr w:type="spellStart"/>
+      <w:r>
+        <w:t>Lipidos</w:t>
+      </w:r>
+      <w:proofErr w:type="spellEnd"/>
+      <w:r>
+        <w:t xml:space="preserve"> Catheter-Pump </w:t>
+      </w:r>
+      <w:proofErr w:type="gramStart"/>
+      <w:r>
+        <w:t>Kit ]</w:t>
+      </w:r>
+      <w:proofErr w:type="gramEnd"/>
+    </w:p>
+    <w:p>
+      <w:r>
+        <w:t xml:space="preserve">                              │</w:t>
+      </w:r>
+    </w:p>
+    <w:p>
+      <w:r>
+        <w:t xml:space="preserve">                              </w:t>
+      </w:r>
+      <w:r>
+        <w:rPr>
+          <w:rFonts w:ascii="Arial" w:hAnsi="Arial" w:cs="Arial"/>
+        </w:rPr>
+        <w:t>▼</w:t>
+      </w:r>
+    </w:p>
+    <w:p>
+      <w:r>
+        <w:t xml:space="preserve">       </w:t>
+      </w:r>
+      <w:proofErr w:type="gramStart"/>
+      <w:r>
+        <w:t>[ Direct</w:t>
+      </w:r>
+      <w:proofErr w:type="gramEnd"/>
+      <w:r>
+        <w:t xml:space="preserve"> Delivery of Plant-Based Lipid </w:t>
+      </w:r>
+      <w:proofErr w:type="gramStart"/>
+      <w:r>
+        <w:t>Precursors ]</w:t>
+      </w:r>
+      <w:proofErr w:type="gramEnd"/>
+    </w:p>
+    <w:p>
+      <w:r>
+        <w:t xml:space="preserve">                              │</w:t>
+      </w:r>
+    </w:p>
+    <w:p>
+      <w:r>
+        <w:t xml:space="preserve">       ┌──────────────────────</w:t>
+      </w:r>
+      <w:r>
+        <w:rPr>
+          <w:rFonts w:ascii="MS Gothic" w:eastAsia="MS Gothic" w:hAnsi="MS Gothic" w:cs="MS Gothic" w:hint="eastAsia"/>
+        </w:rPr>
+        <w:t>┴</w:t>
+      </w:r>
+      <w:r>
+        <w:rPr>
+          <w:rFonts w:ascii="Aptos" w:hAnsi="Aptos" w:cs="Aptos"/>
+        </w:rPr>
+        <w:t>──────────────────────┐</w:t>
+      </w:r>
+    </w:p>
+    <w:p>
+      <w:r>
+        <w:t xml:space="preserve">       </w:t>
+      </w:r>
+      <w:r>
+        <w:rPr>
+          <w:rFonts w:ascii="Arial" w:hAnsi="Arial" w:cs="Arial"/>
+        </w:rPr>
+        <w:t>▼</w:t>
+      </w:r>
+      <w:r>
+        <w:t xml:space="preserve">                                             </w:t>
+      </w:r>
+      <w:r>
+        <w:rPr>
+          <w:rFonts w:ascii="Arial" w:hAnsi="Arial" w:cs="Arial"/>
+        </w:rPr>
+        <w:t>▼</w:t>
+      </w:r>
+    </w:p>
+    <w:p>
+      <w:proofErr w:type="gramStart"/>
+      <w:r>
+        <w:t>[ Voxel</w:t>
+      </w:r>
+      <w:proofErr w:type="gramEnd"/>
+      <w:r>
+        <w:t xml:space="preserve">-Guided </w:t>
+      </w:r>
+      <w:proofErr w:type="gramStart"/>
+      <w:r>
+        <w:t>Inundation ]</w:t>
+      </w:r>
+      <w:proofErr w:type="gramEnd"/>
+      <w:r>
+        <w:t xml:space="preserve">            </w:t>
+      </w:r>
+      <w:proofErr w:type="gramStart"/>
+      <w:r>
+        <w:t xml:space="preserve">   [</w:t>
+      </w:r>
+      <w:proofErr w:type="gramEnd"/>
+      <w:r>
+        <w:t xml:space="preserve"> Dynamic Flow </w:t>
+      </w:r>
+      <w:proofErr w:type="gramStart"/>
+      <w:r>
+        <w:t>Stabilization ]</w:t>
+      </w:r>
+      <w:proofErr w:type="gramEnd"/>
+    </w:p>
+    <w:p>
+      <w:r>
+        <w:t xml:space="preserve"> - Fills empty tissue pockets              - Maintained over 12-hour cycles</w:t>
+      </w:r>
+    </w:p>
+    <w:p>
+      <w:r>
+        <w:t xml:space="preserve"> - Rebuilds native host cell walls         - Reseals damaged duct networks</w:t>
+      </w:r>
+    </w:p>
+    <w:p>
+      <w:r>
+        <w:t xml:space="preserve">                              │</w:t>
+      </w:r>
+    </w:p>
+    <w:p>
+      <w:r>
+        <w:t xml:space="preserve">                              </w:t>
+      </w:r>
+      <w:r>
+        <w:rPr>
+          <w:rFonts w:ascii="Arial" w:hAnsi="Arial" w:cs="Arial"/>
+        </w:rPr>
+        <w:t>▼</w:t>
+      </w:r>
+    </w:p>
+    <w:p>
+      <w:r>
+        <w:t xml:space="preserve">        </w:t>
+      </w:r>
+      <w:proofErr w:type="gramStart"/>
+      <w:r>
+        <w:t>[ Full</w:t>
+      </w:r>
+      <w:proofErr w:type="gramEnd"/>
+      <w:r>
+        <w:t xml:space="preserve"> Restoration of Systemic Fluid and Blood </w:t>
+      </w:r>
+      <w:proofErr w:type="gramStart"/>
+      <w:r>
+        <w:t>Pathways ]</w:t>
+      </w:r>
+      <w:proofErr w:type="gramEnd"/>
+    </w:p>
+    <w:p/>
+    <w:p/>
+    <w:p/>
+    <w:p/>
+    <w:p/>
+    <w:p>
+      <w:pPr>
+        <w:rPr>
+          <w:b/>
+          <w:bCs/>
+        </w:rPr>
+      </w:pPr>
+      <w:r>
+        <w:rPr>
+          <w:b/>
+          <w:bCs/>
+        </w:rPr>
         <w:lastRenderedPageBreak/>
-        <w:t xml:space="preserve">13.1 Deployment of the </w:t>
-      </w:r>
-      <w:proofErr w:type="spellStart"/>
-      <w:r>
-        <w:rPr>
-          <w:b/>
-          <w:bCs/>
-        </w:rPr>
-        <w:t>Lipidos</w:t>
-      </w:r>
-      <w:proofErr w:type="spellEnd"/>
-      <w:r>
-        <w:rPr>
-          <w:b/>
-          <w:bCs/>
-        </w:rPr>
-        <w:t xml:space="preserve"> Catheter-Pump System</w:t>
-      </w:r>
-    </w:p>
-    <w:p>
-      <w:r>
-        <w:t xml:space="preserve">To actively rebuild the host's destroyed lipid capsule reserves and restore healthy cerebrospinal fluid (CSF) flow mechanics, the framework implements targeted </w:t>
-      </w:r>
-      <w:r>
-        <w:rPr>
-          <w:b/>
-          <w:bCs/>
-        </w:rPr>
-        <w:t>Plant-Based Human Lipid-Capsule Infusions</w:t>
-      </w:r>
-      <w:r>
-        <w:t xml:space="preserve"> using the specialized </w:t>
-      </w:r>
-      <w:proofErr w:type="spellStart"/>
-      <w:r>
-        <w:rPr>
-          <w:b/>
-          <w:bCs/>
-        </w:rPr>
-        <w:t>Lipidos</w:t>
-      </w:r>
-      <w:proofErr w:type="spellEnd"/>
-      <w:r>
-        <w:rPr>
-          <w:b/>
-          <w:bCs/>
-        </w:rPr>
-        <w:t xml:space="preserve"> w/ Catheter-Pump Kit</w:t>
-      </w:r>
-      <w:r>
-        <w:t>. This protocol delivers pure, uncorrupted lipid precursors straight into the pelvic tissue channels, bypassing the blocked glandular pathways.</w:t>
-      </w:r>
-    </w:p>
-    <w:p/>
-    <w:p>
-      <w:r>
-        <w:t xml:space="preserve">       </w:t>
-      </w:r>
-      <w:proofErr w:type="gramStart"/>
-      <w:r>
-        <w:t>[ Installation</w:t>
-      </w:r>
-      <w:proofErr w:type="gramEnd"/>
-      <w:r>
-        <w:t xml:space="preserve"> of the </w:t>
-      </w:r>
-      <w:proofErr w:type="spellStart"/>
-      <w:r>
-        <w:t>Lipidos</w:t>
-      </w:r>
-      <w:proofErr w:type="spellEnd"/>
-      <w:r>
-        <w:t xml:space="preserve"> Catheter-Pump </w:t>
-      </w:r>
-      <w:proofErr w:type="gramStart"/>
-      <w:r>
-        <w:t>Kit ]</w:t>
-      </w:r>
-      <w:proofErr w:type="gramEnd"/>
-    </w:p>
-    <w:p>
-      <w:r>
-        <w:t xml:space="preserve">                              │</w:t>
-      </w:r>
-    </w:p>
-    <w:p>
-      <w:r>
-        <w:t xml:space="preserve">                              </w:t>
-      </w:r>
-      <w:r>
-        <w:rPr>
-          <w:rFonts w:ascii="Arial" w:hAnsi="Arial" w:cs="Arial"/>
-        </w:rPr>
-        <w:t>▼</w:t>
-      </w:r>
-    </w:p>
-    <w:p>
-      <w:r>
-        <w:t xml:space="preserve">       </w:t>
-      </w:r>
-      <w:proofErr w:type="gramStart"/>
-      <w:r>
-        <w:t>[ Direct</w:t>
-      </w:r>
-      <w:proofErr w:type="gramEnd"/>
-      <w:r>
-        <w:t xml:space="preserve"> Delivery of Plant-Based Lipid </w:t>
-      </w:r>
-      <w:proofErr w:type="gramStart"/>
-      <w:r>
-        <w:t>Precursors ]</w:t>
-      </w:r>
-      <w:proofErr w:type="gramEnd"/>
-    </w:p>
-    <w:p>
-      <w:r>
-        <w:t xml:space="preserve">                              │</w:t>
-      </w:r>
-    </w:p>
-    <w:p>
-      <w:r>
-        <w:t xml:space="preserve">       ┌──────────────────────</w:t>
-      </w:r>
-      <w:r>
-        <w:rPr>
-          <w:rFonts w:ascii="MS Gothic" w:eastAsia="MS Gothic" w:hAnsi="MS Gothic" w:cs="MS Gothic" w:hint="eastAsia"/>
-        </w:rPr>
-        <w:t>┴</w:t>
-      </w:r>
-      <w:r>
-        <w:rPr>
-          <w:rFonts w:ascii="Aptos" w:hAnsi="Aptos" w:cs="Aptos"/>
-        </w:rPr>
-        <w:t>──────────────────────┐</w:t>
-      </w:r>
-    </w:p>
-    <w:p>
-      <w:r>
-        <w:t xml:space="preserve">       </w:t>
-      </w:r>
-      <w:r>
-        <w:rPr>
-          <w:rFonts w:ascii="Arial" w:hAnsi="Arial" w:cs="Arial"/>
-        </w:rPr>
-        <w:t>▼</w:t>
-      </w:r>
-      <w:r>
-        <w:t xml:space="preserve">                                             </w:t>
-      </w:r>
-      <w:r>
-        <w:rPr>
-          <w:rFonts w:ascii="Arial" w:hAnsi="Arial" w:cs="Arial"/>
-        </w:rPr>
-        <w:t>▼</w:t>
-      </w:r>
-    </w:p>
-    <w:p>
-      <w:proofErr w:type="gramStart"/>
-      <w:r>
-        <w:t>[ Voxel</w:t>
-      </w:r>
-      <w:proofErr w:type="gramEnd"/>
-      <w:r>
-        <w:t xml:space="preserve">-Guided </w:t>
-      </w:r>
-      <w:proofErr w:type="gramStart"/>
-      <w:r>
-        <w:t>Inundation ]</w:t>
-      </w:r>
-      <w:proofErr w:type="gramEnd"/>
-      <w:r>
-        <w:t xml:space="preserve">            </w:t>
-      </w:r>
-      <w:proofErr w:type="gramStart"/>
-      <w:r>
-        <w:t xml:space="preserve">   [</w:t>
-      </w:r>
-      <w:proofErr w:type="gramEnd"/>
-      <w:r>
-        <w:t xml:space="preserve"> Dynamic Flow </w:t>
-      </w:r>
-      <w:proofErr w:type="gramStart"/>
-      <w:r>
-        <w:t>Stabilization ]</w:t>
-      </w:r>
-      <w:proofErr w:type="gramEnd"/>
-    </w:p>
-    <w:p>
-      <w:r>
-        <w:t xml:space="preserve"> - Fills empty tissue pockets              - Maintained over 12-hour cycles</w:t>
-      </w:r>
-    </w:p>
-    <w:p>
-      <w:r>
-        <w:t xml:space="preserve"> - Rebuilds native host cell walls         - Reseals damaged duct networks</w:t>
-      </w:r>
-    </w:p>
-    <w:p>
-      <w:r>
-        <w:t xml:space="preserve">                              │</w:t>
-      </w:r>
-    </w:p>
-    <w:p>
-      <w:r>
-        <w:t xml:space="preserve">                              </w:t>
-      </w:r>
-      <w:r>
-        <w:rPr>
-          <w:rFonts w:ascii="Arial" w:hAnsi="Arial" w:cs="Arial"/>
-        </w:rPr>
-        <w:t>▼</w:t>
-      </w:r>
-    </w:p>
-    <w:p>
-      <w:r>
-        <w:t xml:space="preserve">        </w:t>
-      </w:r>
-      <w:proofErr w:type="gramStart"/>
-      <w:r>
-        <w:t>[ Full</w:t>
-      </w:r>
-      <w:proofErr w:type="gramEnd"/>
-      <w:r>
-        <w:t xml:space="preserve"> Restoration of Systemic Fluid and Blood </w:t>
-      </w:r>
-      <w:proofErr w:type="gramStart"/>
-      <w:r>
-        <w:t>Pathways ]</w:t>
-      </w:r>
-      <w:proofErr w:type="gramEnd"/>
-    </w:p>
-    <w:p/>
-    <w:p/>
-    <w:p/>
-    <w:p/>
-    <w:p/>
-    <w:p/>
-    <w:p>
-      <w:pPr>
-        <w:rPr>
-          <w:b/>
-          <w:bCs/>
-        </w:rPr>
-      </w:pPr>
-      <w:r>
-        <w:rPr>
-          <w:b/>
-          <w:bCs/>
-        </w:rPr>
         <w:t>1. Preparation of Plant-Based Human Lipid Precursors</w:t>
       </w:r>
     </w:p>
@@ -5654,7 +6428,6 @@
           <w:b/>
           <w:bCs/>
         </w:rPr>
-        <w:lastRenderedPageBreak/>
         <w:t>Formulation Compound:</w:t>
       </w:r>
       <w:r>
@@ -5818,6 +6591,7 @@
           <w:b/>
           <w:bCs/>
         </w:rPr>
+        <w:lastRenderedPageBreak/>
         <w:t>14. Bedside Containment Protocols and Post-Expulsion Management</w:t>
       </w:r>
     </w:p>
@@ -5833,7 +6607,6 @@
           <w:b/>
           <w:bCs/>
         </w:rPr>
-        <w:lastRenderedPageBreak/>
         <w:t>14.1 Patient-Directed Pelvic Evacuation and Neutralization</w:t>
       </w:r>
     </w:p>
@@ -5997,6 +6770,12 @@
       </w:r>
       <w:proofErr w:type="gramEnd"/>
     </w:p>
+    <w:p/>
+    <w:p/>
+    <w:p/>
+    <w:p/>
+    <w:p/>
+    <w:p/>
     <w:p/>
     <w:p>
       <w:pPr>
@@ -6010,6 +6789,7 @@
           <w:b/>
           <w:bCs/>
         </w:rPr>
+        <w:lastRenderedPageBreak/>
         <w:t>Receptacle Positioning:</w:t>
       </w:r>
       <w:r>
@@ -6059,11 +6839,164 @@
           <w:bCs/>
         </w:rPr>
       </w:pPr>
-      <w:r>
-        <w:rPr>
-          <w:b/>
-          <w:bCs/>
-        </w:rPr>
+    </w:p>
+    <w:p>
+      <w:pPr>
+        <w:rPr>
+          <w:b/>
+          <w:bCs/>
+        </w:rPr>
+      </w:pPr>
+    </w:p>
+    <w:p>
+      <w:pPr>
+        <w:rPr>
+          <w:b/>
+          <w:bCs/>
+        </w:rPr>
+      </w:pPr>
+    </w:p>
+    <w:p>
+      <w:pPr>
+        <w:rPr>
+          <w:b/>
+          <w:bCs/>
+        </w:rPr>
+      </w:pPr>
+    </w:p>
+    <w:p>
+      <w:pPr>
+        <w:rPr>
+          <w:b/>
+          <w:bCs/>
+        </w:rPr>
+      </w:pPr>
+    </w:p>
+    <w:p>
+      <w:pPr>
+        <w:rPr>
+          <w:b/>
+          <w:bCs/>
+        </w:rPr>
+      </w:pPr>
+    </w:p>
+    <w:p>
+      <w:pPr>
+        <w:rPr>
+          <w:b/>
+          <w:bCs/>
+        </w:rPr>
+      </w:pPr>
+    </w:p>
+    <w:p>
+      <w:pPr>
+        <w:rPr>
+          <w:b/>
+          <w:bCs/>
+        </w:rPr>
+      </w:pPr>
+    </w:p>
+    <w:p>
+      <w:pPr>
+        <w:rPr>
+          <w:b/>
+          <w:bCs/>
+        </w:rPr>
+      </w:pPr>
+    </w:p>
+    <w:p>
+      <w:pPr>
+        <w:rPr>
+          <w:b/>
+          <w:bCs/>
+        </w:rPr>
+      </w:pPr>
+    </w:p>
+    <w:p>
+      <w:pPr>
+        <w:rPr>
+          <w:b/>
+          <w:bCs/>
+        </w:rPr>
+      </w:pPr>
+    </w:p>
+    <w:p>
+      <w:pPr>
+        <w:rPr>
+          <w:b/>
+          <w:bCs/>
+        </w:rPr>
+      </w:pPr>
+    </w:p>
+    <w:p>
+      <w:pPr>
+        <w:rPr>
+          <w:b/>
+          <w:bCs/>
+        </w:rPr>
+      </w:pPr>
+    </w:p>
+    <w:p>
+      <w:pPr>
+        <w:rPr>
+          <w:b/>
+          <w:bCs/>
+        </w:rPr>
+      </w:pPr>
+    </w:p>
+    <w:p>
+      <w:pPr>
+        <w:rPr>
+          <w:b/>
+          <w:bCs/>
+        </w:rPr>
+      </w:pPr>
+    </w:p>
+    <w:p>
+      <w:pPr>
+        <w:rPr>
+          <w:b/>
+          <w:bCs/>
+        </w:rPr>
+      </w:pPr>
+    </w:p>
+    <w:p>
+      <w:pPr>
+        <w:rPr>
+          <w:b/>
+          <w:bCs/>
+        </w:rPr>
+      </w:pPr>
+    </w:p>
+    <w:p>
+      <w:pPr>
+        <w:rPr>
+          <w:b/>
+          <w:bCs/>
+        </w:rPr>
+      </w:pPr>
+    </w:p>
+    <w:p>
+      <w:pPr>
+        <w:rPr>
+          <w:b/>
+          <w:bCs/>
+        </w:rPr>
+      </w:pPr>
+    </w:p>
+    <w:p>
+      <w:pPr>
+        <w:rPr>
+          <w:b/>
+          <w:bCs/>
+        </w:rPr>
+      </w:pPr>
+      <w:r>
+        <w:rPr>
+          <w:b/>
+          <w:bCs/>
+        </w:rPr>
+        <w:lastRenderedPageBreak/>
         <w:t>15. Post-Expulsion Wound Care and Tissue Regeneration</w:t>
       </w:r>
     </w:p>
@@ -6079,7 +7012,6 @@
           <w:b/>
           <w:bCs/>
         </w:rPr>
-        <w:lastRenderedPageBreak/>
         <w:t>15.1 Pelvic Cavity Irrigation Protocol</w:t>
       </w:r>
     </w:p>
@@ -6173,6 +7105,7 @@
           <w:b/>
           <w:bCs/>
         </w:rPr>
+        <w:lastRenderedPageBreak/>
         <w:t>16. Complete Manuscript Index and Glossary of Nomenclature</w:t>
       </w:r>
     </w:p>
@@ -6188,7 +7121,6 @@
           <w:b/>
           <w:bCs/>
         </w:rPr>
-        <w:lastRenderedPageBreak/>
         <w:t>16.1 Volume IV Document Index</w:t>
       </w:r>
     </w:p>
@@ -6520,6 +7452,7 @@
           <w:b/>
           <w:bCs/>
         </w:rPr>
+        <w:lastRenderedPageBreak/>
         <w:t>16.2 Urogenital Glossary</w:t>
       </w:r>
     </w:p>
@@ -6535,7 +7468,6 @@
           <w:b/>
           <w:bCs/>
         </w:rPr>
-        <w:lastRenderedPageBreak/>
         <w:t>Alkaline Surface Profiling:</w:t>
       </w:r>
       <w:r>
@@ -6699,13 +7631,173 @@
           <w:b/>
           <w:bCs/>
         </w:rPr>
+        <w:lastRenderedPageBreak/>
         <w:t>Patient Care Guide: Managing Your Glandular and Lipid Recovery Plan</w:t>
       </w:r>
     </w:p>
     <w:p>
       <w:r>
+        <w:t xml:space="preserve">This guide helps you manage your treatment smoothly. While this organism is not a fish, its outer layers respond directly to high-dose vitamin loading. By changing your internal chemistry and using the </w:t>
+      </w:r>
+      <w:proofErr w:type="spellStart"/>
+      <w:r>
+        <w:t>Lipidos</w:t>
+      </w:r>
+      <w:proofErr w:type="spellEnd"/>
+      <w:r>
+        <w:t xml:space="preserve"> Catheter-Pump system, we make the pelvic environment unlivable, forcing the mass to exit safely while directly rebuilding your body's essential lipid and blood pathways.</w:t>
+      </w:r>
+    </w:p>
+    <w:p/>
+    <w:p/>
+    <w:p/>
+    <w:p/>
+    <w:p/>
+    <w:p/>
+    <w:p/>
+    <w:p/>
+    <w:p/>
+    <w:p/>
+    <w:p/>
+    <w:p/>
+    <w:p/>
+    <w:p/>
+    <w:p/>
+    <w:p/>
+    <w:p/>
+    <w:p/>
+    <w:p/>
+    <w:p/>
+    <w:p/>
+    <w:p>
+      <w:proofErr w:type="gramStart"/>
+      <w:r>
         <w:lastRenderedPageBreak/>
-        <w:t xml:space="preserve">This guide helps you manage your treatment smoothly. While this organism is not a fish, its outer layers respond directly to high-dose vitamin loading. By changing your internal chemistry and using the </w:t>
+        <w:t>+-</w:t>
+      </w:r>
+      <w:proofErr w:type="gramEnd"/>
+      <w:r>
+        <w:t>-------------------------------------------------------------------------+</w:t>
+      </w:r>
+    </w:p>
+    <w:p>
+      <w:r>
+        <w:t>|                        1. BIOCHEMICAL ACTIVATION                         |</w:t>
+      </w:r>
+    </w:p>
+    <w:p>
+      <w:r>
+        <w:t>|   Take your prescribed high-dose Vitamin C infusions and oral B, D</w:t>
+      </w:r>
+      <w:proofErr w:type="gramStart"/>
+      <w:r>
+        <w:t xml:space="preserve">3,   </w:t>
+      </w:r>
+      <w:proofErr w:type="gramEnd"/>
+      <w:r>
+        <w:t xml:space="preserve"> |</w:t>
+      </w:r>
+    </w:p>
+    <w:p>
+      <w:r>
+        <w:t>|   and E capsules to break down the vesicle's protective outer shield.    |</w:t>
+      </w:r>
+    </w:p>
+    <w:p>
+      <w:proofErr w:type="gramStart"/>
+      <w:r>
+        <w:t>+-</w:t>
+      </w:r>
+      <w:proofErr w:type="gramEnd"/>
+      <w:r>
+        <w:t>-------------------------------------------------------------------------+</w:t>
+      </w:r>
+    </w:p>
+    <w:p>
+      <w:r>
+        <w:t xml:space="preserve">                                     │</w:t>
+      </w:r>
+    </w:p>
+    <w:p>
+      <w:r>
+        <w:t xml:space="preserve">                                     </w:t>
+      </w:r>
+      <w:r>
+        <w:rPr>
+          <w:rFonts w:ascii="Arial" w:hAnsi="Arial" w:cs="Arial"/>
+        </w:rPr>
+        <w:t>▼</w:t>
+      </w:r>
+    </w:p>
+    <w:p>
+      <w:proofErr w:type="gramStart"/>
+      <w:r>
+        <w:t>+-</w:t>
+      </w:r>
+      <w:proofErr w:type="gramEnd"/>
+      <w:r>
+        <w:t>-------------------------------------------------------------------------+</w:t>
+      </w:r>
+    </w:p>
+    <w:p>
+      <w:r>
+        <w:t>|                        2. CONTAINMENT PREPARATION                        |</w:t>
+      </w:r>
+    </w:p>
+    <w:p>
+      <w:r>
+        <w:t>|   Keep your bedside medical waste container and a spray bottle of         |</w:t>
+      </w:r>
+    </w:p>
+    <w:p>
+      <w:r>
+        <w:t>|   Formula 409 ready at hand before starting your active daily protocol.  |</w:t>
+      </w:r>
+    </w:p>
+    <w:p>
+      <w:proofErr w:type="gramStart"/>
+      <w:r>
+        <w:t>+-</w:t>
+      </w:r>
+      <w:proofErr w:type="gramEnd"/>
+      <w:r>
+        <w:t>-------------------------------------------------------------------------+</w:t>
+      </w:r>
+    </w:p>
+    <w:p>
+      <w:r>
+        <w:t xml:space="preserve">                                     │</w:t>
+      </w:r>
+    </w:p>
+    <w:p>
+      <w:r>
+        <w:t xml:space="preserve">                                     </w:t>
+      </w:r>
+      <w:r>
+        <w:rPr>
+          <w:rFonts w:ascii="Arial" w:hAnsi="Arial" w:cs="Arial"/>
+        </w:rPr>
+        <w:t>▼</w:t>
+      </w:r>
+    </w:p>
+    <w:p>
+      <w:proofErr w:type="gramStart"/>
+      <w:r>
+        <w:t>+-</w:t>
+      </w:r>
+      <w:proofErr w:type="gramEnd"/>
+      <w:r>
+        <w:t>-------------------------------------------------------------------------+</w:t>
+      </w:r>
+    </w:p>
+    <w:p>
+      <w:r>
+        <w:t>|                        3. LIPIDOS CATHETER-PUMP INFUSION                 |</w:t>
+      </w:r>
+    </w:p>
+    <w:p>
+      <w:r>
+        <w:t xml:space="preserve">|   Connect your </w:t>
       </w:r>
       <w:proofErr w:type="spellStart"/>
       <w:r>
@@ -6713,30 +7805,14 @@
       </w:r>
       <w:proofErr w:type="spellEnd"/>
       <w:r>
-        <w:t xml:space="preserve"> Catheter-Pump system, we make the pelvic environment unlivable, forcing the mass to exit safely while directly rebuilding your body's essential lipid and blood pathways.</w:t>
-      </w:r>
-    </w:p>
-    <w:p/>
-    <w:p/>
-    <w:p/>
-    <w:p/>
-    <w:p/>
-    <w:p/>
-    <w:p/>
-    <w:p/>
-    <w:p/>
-    <w:p/>
-    <w:p/>
-    <w:p/>
-    <w:p/>
-    <w:p/>
-    <w:p/>
-    <w:p/>
-    <w:p/>
-    <w:p/>
-    <w:p/>
-    <w:p/>
-    <w:p/>
+        <w:t xml:space="preserve"> Catheter-Pump Kit as directed to deliver pure     |</w:t>
+      </w:r>
+    </w:p>
+    <w:p>
+      <w:r>
+        <w:t>|   plant-based lipids that rebuild your skin, tissue, and blood networks. |</w:t>
+      </w:r>
+    </w:p>
     <w:p>
       <w:proofErr w:type="gramStart"/>
       <w:r>
@@ -6749,219 +7825,76 @@
     </w:p>
     <w:p>
       <w:r>
+        <w:t xml:space="preserve">                                     │</w:t>
+      </w:r>
+    </w:p>
+    <w:p>
+      <w:r>
+        <w:t xml:space="preserve">                                     </w:t>
+      </w:r>
+      <w:r>
+        <w:rPr>
+          <w:rFonts w:ascii="Arial" w:hAnsi="Arial" w:cs="Arial"/>
+        </w:rPr>
+        <w:t>▼</w:t>
+      </w:r>
+    </w:p>
+    <w:p>
+      <w:proofErr w:type="gramStart"/>
+      <w:r>
+        <w:t>+-</w:t>
+      </w:r>
+      <w:proofErr w:type="gramEnd"/>
+      <w:r>
+        <w:t>-------------------------------------------------------------------------+</w:t>
+      </w:r>
+    </w:p>
+    <w:p>
+      <w:r>
+        <w:t>|                        4. EXPULSION &amp; NEUTRALIZATION                     |</w:t>
+      </w:r>
+    </w:p>
+    <w:p>
+      <w:r>
+        <w:t>|   As the mass exits the pelvis, catch it in the bin, spray it with       |</w:t>
+      </w:r>
+    </w:p>
+    <w:p>
+      <w:r>
+        <w:t xml:space="preserve">|   Formula 409 to lock it into a </w:t>
+      </w:r>
+      <w:proofErr w:type="gramStart"/>
+      <w:r>
+        <w:t>ball, and</w:t>
+      </w:r>
+      <w:proofErr w:type="gramEnd"/>
+      <w:r>
+        <w:t xml:space="preserve"> snap the lid closed.            |</w:t>
+      </w:r>
+    </w:p>
+    <w:p>
+      <w:proofErr w:type="gramStart"/>
+      <w:r>
+        <w:t>+-</w:t>
+      </w:r>
+      <w:proofErr w:type="gramEnd"/>
+      <w:r>
+        <w:t>-------------------------------------------------------------------------+</w:t>
+      </w:r>
+    </w:p>
+    <w:p>
+      <w:pPr>
+        <w:rPr>
+          <w:b/>
+          <w:bCs/>
+        </w:rPr>
+      </w:pPr>
+      <w:r>
+        <w:rPr>
+          <w:b/>
+          <w:bCs/>
+        </w:rPr>
         <w:lastRenderedPageBreak/>
-        <w:t>|                        1. BIOCHEMICAL ACTIVATION                         |</w:t>
-      </w:r>
-    </w:p>
-    <w:p>
-      <w:r>
-        <w:t>|   Take your prescribed high-dose Vitamin C infusions and oral B, D</w:t>
-      </w:r>
-      <w:proofErr w:type="gramStart"/>
-      <w:r>
-        <w:t xml:space="preserve">3,   </w:t>
-      </w:r>
-      <w:proofErr w:type="gramEnd"/>
-      <w:r>
-        <w:t xml:space="preserve"> |</w:t>
-      </w:r>
-    </w:p>
-    <w:p>
-      <w:r>
-        <w:t>|   and E capsules to break down the vesicle's protective outer shield.    |</w:t>
-      </w:r>
-    </w:p>
-    <w:p>
-      <w:proofErr w:type="gramStart"/>
-      <w:r>
-        <w:t>+-</w:t>
-      </w:r>
-      <w:proofErr w:type="gramEnd"/>
-      <w:r>
-        <w:t>-------------------------------------------------------------------------+</w:t>
-      </w:r>
-    </w:p>
-    <w:p>
-      <w:r>
-        <w:t xml:space="preserve">                                     │</w:t>
-      </w:r>
-    </w:p>
-    <w:p>
-      <w:r>
-        <w:t xml:space="preserve">                                     </w:t>
-      </w:r>
-      <w:r>
-        <w:rPr>
-          <w:rFonts w:ascii="Arial" w:hAnsi="Arial" w:cs="Arial"/>
-        </w:rPr>
-        <w:t>▼</w:t>
-      </w:r>
-    </w:p>
-    <w:p>
-      <w:proofErr w:type="gramStart"/>
-      <w:r>
-        <w:t>+-</w:t>
-      </w:r>
-      <w:proofErr w:type="gramEnd"/>
-      <w:r>
-        <w:t>-------------------------------------------------------------------------+</w:t>
-      </w:r>
-    </w:p>
-    <w:p>
-      <w:r>
-        <w:t>|                        2. CONTAINMENT PREPARATION                        |</w:t>
-      </w:r>
-    </w:p>
-    <w:p>
-      <w:r>
-        <w:t>|   Keep your bedside medical waste container and a spray bottle of         |</w:t>
-      </w:r>
-    </w:p>
-    <w:p>
-      <w:r>
-        <w:t>|   Formula 409 ready at hand before starting your active daily protocol.  |</w:t>
-      </w:r>
-    </w:p>
-    <w:p>
-      <w:proofErr w:type="gramStart"/>
-      <w:r>
-        <w:t>+-</w:t>
-      </w:r>
-      <w:proofErr w:type="gramEnd"/>
-      <w:r>
-        <w:t>-------------------------------------------------------------------------+</w:t>
-      </w:r>
-    </w:p>
-    <w:p>
-      <w:r>
-        <w:t xml:space="preserve">                                     │</w:t>
-      </w:r>
-    </w:p>
-    <w:p>
-      <w:r>
-        <w:t xml:space="preserve">                                     </w:t>
-      </w:r>
-      <w:r>
-        <w:rPr>
-          <w:rFonts w:ascii="Arial" w:hAnsi="Arial" w:cs="Arial"/>
-        </w:rPr>
-        <w:t>▼</w:t>
-      </w:r>
-    </w:p>
-    <w:p>
-      <w:proofErr w:type="gramStart"/>
-      <w:r>
-        <w:t>+-</w:t>
-      </w:r>
-      <w:proofErr w:type="gramEnd"/>
-      <w:r>
-        <w:t>-------------------------------------------------------------------------+</w:t>
-      </w:r>
-    </w:p>
-    <w:p>
-      <w:r>
-        <w:t>|                        3. LIPIDOS CATHETER-PUMP INFUSION                 |</w:t>
-      </w:r>
-    </w:p>
-    <w:p>
-      <w:r>
-        <w:t xml:space="preserve">|   Connect your </w:t>
-      </w:r>
-      <w:proofErr w:type="spellStart"/>
-      <w:r>
-        <w:t>Lipidos</w:t>
-      </w:r>
-      <w:proofErr w:type="spellEnd"/>
-      <w:r>
-        <w:t xml:space="preserve"> Catheter-Pump Kit as directed to deliver pure     |</w:t>
-      </w:r>
-    </w:p>
-    <w:p>
-      <w:r>
-        <w:t>|   plant-based lipids that rebuild your skin, tissue, and blood networks. |</w:t>
-      </w:r>
-    </w:p>
-    <w:p>
-      <w:proofErr w:type="gramStart"/>
-      <w:r>
-        <w:t>+-</w:t>
-      </w:r>
-      <w:proofErr w:type="gramEnd"/>
-      <w:r>
-        <w:t>-------------------------------------------------------------------------+</w:t>
-      </w:r>
-    </w:p>
-    <w:p>
-      <w:r>
-        <w:t xml:space="preserve">                                     │</w:t>
-      </w:r>
-    </w:p>
-    <w:p>
-      <w:r>
-        <w:t xml:space="preserve">                                     </w:t>
-      </w:r>
-      <w:r>
-        <w:rPr>
-          <w:rFonts w:ascii="Arial" w:hAnsi="Arial" w:cs="Arial"/>
-        </w:rPr>
-        <w:t>▼</w:t>
-      </w:r>
-    </w:p>
-    <w:p>
-      <w:proofErr w:type="gramStart"/>
-      <w:r>
-        <w:t>+-</w:t>
-      </w:r>
-      <w:proofErr w:type="gramEnd"/>
-      <w:r>
-        <w:t>-------------------------------------------------------------------------+</w:t>
-      </w:r>
-    </w:p>
-    <w:p>
-      <w:r>
-        <w:t>|                        4. EXPULSION &amp; NEUTRALIZATION                     |</w:t>
-      </w:r>
-    </w:p>
-    <w:p>
-      <w:r>
-        <w:t>|   As the mass exits the pelvis, catch it in the bin, spray it with       |</w:t>
-      </w:r>
-    </w:p>
-    <w:p>
-      <w:r>
-        <w:t xml:space="preserve">|   Formula 409 to lock it into a </w:t>
-      </w:r>
-      <w:proofErr w:type="gramStart"/>
-      <w:r>
-        <w:t>ball, and</w:t>
-      </w:r>
-      <w:proofErr w:type="gramEnd"/>
-      <w:r>
-        <w:t xml:space="preserve"> snap the lid closed.            |</w:t>
-      </w:r>
-    </w:p>
-    <w:p>
-      <w:proofErr w:type="gramStart"/>
-      <w:r>
-        <w:t>+-</w:t>
-      </w:r>
-      <w:proofErr w:type="gramEnd"/>
-      <w:r>
-        <w:t>-------------------------------------------------------------------------+</w:t>
-      </w:r>
-    </w:p>
-    <w:p>
-      <w:pPr>
-        <w:rPr>
-          <w:b/>
-          <w:bCs/>
-        </w:rPr>
-      </w:pPr>
-      <w:r>
-        <w:rPr>
-          <w:b/>
-          <w:bCs/>
-        </w:rPr>
         <w:t>Step 1: Changing Your Body Chemistry</w:t>
       </w:r>
     </w:p>
@@ -6977,7 +7910,6 @@
           <w:b/>
           <w:bCs/>
         </w:rPr>
-        <w:lastRenderedPageBreak/>
         <w:t>Follow Dosing Schedules:</w:t>
       </w:r>
       <w:r>
@@ -7176,6 +8108,7 @@
           <w:b/>
           <w:bCs/>
         </w:rPr>
+        <w:lastRenderedPageBreak/>
         <w:t>Step 2: Setting Up Your Bedside Containment Area</w:t>
       </w:r>
     </w:p>
@@ -7191,7 +8124,6 @@
           <w:b/>
           <w:bCs/>
         </w:rPr>
-        <w:lastRenderedPageBreak/>
         <w:t>Position Your Waste Bin:</w:t>
       </w:r>
       <w:r>
@@ -7408,6 +8340,7 @@
           <w:b/>
           <w:bCs/>
         </w:rPr>
+        <w:lastRenderedPageBreak/>
         <w:t xml:space="preserve">Step 3: Operating the </w:t>
       </w:r>
       <w:proofErr w:type="spellStart"/>
@@ -7439,7 +8372,6 @@
           <w:b/>
           <w:bCs/>
         </w:rPr>
-        <w:lastRenderedPageBreak/>
         <w:t>Verify Pump Connections:</w:t>
       </w:r>
       <w:r>
@@ -7655,6 +8587,7 @@
           <w:b/>
           <w:bCs/>
         </w:rPr>
+        <w:lastRenderedPageBreak/>
         <w:t>Step 4: Managing the Evacuation Safely</w:t>
       </w:r>
     </w:p>
@@ -7670,7 +8603,6 @@
           <w:b/>
           <w:bCs/>
         </w:rPr>
-        <w:lastRenderedPageBreak/>
         <w:t>Let It Drop into the Bin:</w:t>
       </w:r>
       <w:r>
@@ -7752,6 +8684,977 @@
           <w:b/>
           <w:bCs/>
         </w:rPr>
+        <w:lastRenderedPageBreak/>
+        <w:t>Advanced Proctology &amp; Urology Charting Case File: Sepsis &amp; Electrolyte Tracking Panel</w:t>
+      </w:r>
+    </w:p>
+    <w:p>
+      <w:r>
+        <w:rPr>
+          <w:b/>
+          <w:bCs/>
+        </w:rPr>
+        <w:t>Patient Name:</w:t>
+      </w:r>
+      <w:r>
+        <w:t xml:space="preserve"> [-------------------------]</w:t>
+      </w:r>
+      <w:r>
+        <w:br/>
+      </w:r>
+      <w:r>
+        <w:rPr>
+          <w:b/>
+          <w:bCs/>
+        </w:rPr>
+        <w:t>MRN:</w:t>
+      </w:r>
+      <w:r>
+        <w:t xml:space="preserve"> [------------]</w:t>
+      </w:r>
+      <w:r>
+        <w:br/>
+      </w:r>
+      <w:r>
+        <w:rPr>
+          <w:b/>
+          <w:bCs/>
+        </w:rPr>
+        <w:t>DOB:</w:t>
+      </w:r>
+      <w:r>
+        <w:t xml:space="preserve"> [--/--/----]</w:t>
+      </w:r>
+      <w:r>
+        <w:br/>
+      </w:r>
+      <w:r>
+        <w:rPr>
+          <w:b/>
+          <w:bCs/>
+        </w:rPr>
+        <w:t>Date:</w:t>
+      </w:r>
+      <w:r>
+        <w:t xml:space="preserve"> [--/--/----]</w:t>
+      </w:r>
+    </w:p>
+    <w:p>
+      <w:r>
+        <w:pict w14:anchorId="76F3E47F">
+          <v:rect id="_x0000_i1279" style="width:0;height:1.5pt" o:hralign="center" o:hrstd="t" o:hr="t" fillcolor="#a0a0a0" stroked="f"/>
+        </w:pict>
+      </w:r>
+    </w:p>
+    <w:p>
+      <w:pPr>
+        <w:rPr>
+          <w:b/>
+          <w:bCs/>
+        </w:rPr>
+      </w:pPr>
+      <w:r>
+        <w:rPr>
+          <w:b/>
+          <w:bCs/>
+        </w:rPr>
+        <w:t>1. Sepsis Evaluation &amp; Inflammatory Cascade Array</w:t>
+      </w:r>
+    </w:p>
+    <w:p>
+      <w:r>
+        <w:rPr>
+          <w:i/>
+          <w:iCs/>
+        </w:rPr>
+        <w:t>Monitor every 2 hours during active enzymatic sloughing or post-</w:t>
+      </w:r>
+      <w:proofErr w:type="spellStart"/>
+      <w:r>
+        <w:rPr>
+          <w:i/>
+          <w:iCs/>
+        </w:rPr>
+        <w:t>evulsive</w:t>
+      </w:r>
+      <w:proofErr w:type="spellEnd"/>
+      <w:r>
+        <w:rPr>
+          <w:i/>
+          <w:iCs/>
+        </w:rPr>
+        <w:t xml:space="preserve"> cavity clearance.</w:t>
+      </w:r>
+    </w:p>
+    <w:p>
+      <w:pPr>
+        <w:numPr>
+          <w:ilvl w:val="0"/>
+          <w:numId w:val="20"/>
+        </w:numPr>
+      </w:pPr>
+      <w:r>
+        <w:rPr>
+          <w:b/>
+          <w:bCs/>
+        </w:rPr>
+        <w:t>Core Body Temperature Profile:</w:t>
+      </w:r>
+      <w:r>
+        <w:t xml:space="preserve"> [------] °C</w:t>
+      </w:r>
+      <w:r>
+        <w:br/>
+      </w:r>
+      <w:r>
+        <w:rPr>
+          <w:i/>
+          <w:iCs/>
+        </w:rPr>
+        <w:t>(Note: Cognitive fluctuations indicate axonal lipid signaling penetration, not simple hyperthermia).</w:t>
+      </w:r>
+    </w:p>
+    <w:p>
+      <w:pPr>
+        <w:numPr>
+          <w:ilvl w:val="0"/>
+          <w:numId w:val="20"/>
+        </w:numPr>
+      </w:pPr>
+      <w:r>
+        <w:rPr>
+          <w:b/>
+          <w:bCs/>
+        </w:rPr>
+        <w:t>Heart Rate Vector (ECG Static):</w:t>
+      </w:r>
+      <w:r>
+        <w:t xml:space="preserve"> [------] </w:t>
+      </w:r>
+      <w:proofErr w:type="gramStart"/>
+      <w:r>
+        <w:t>bpm |</w:t>
+      </w:r>
+      <w:proofErr w:type="gramEnd"/>
+      <w:r>
+        <w:t xml:space="preserve"> </w:t>
+      </w:r>
+      <w:r>
+        <w:rPr>
+          <w:b/>
+          <w:bCs/>
+        </w:rPr>
+        <w:t>Respiratory Rate:</w:t>
+      </w:r>
+      <w:r>
+        <w:t xml:space="preserve"> [------] breaths/min</w:t>
+      </w:r>
+    </w:p>
+    <w:p>
+      <w:pPr>
+        <w:numPr>
+          <w:ilvl w:val="0"/>
+          <w:numId w:val="20"/>
+        </w:numPr>
+      </w:pPr>
+      <w:r>
+        <w:rPr>
+          <w:b/>
+          <w:bCs/>
+        </w:rPr>
+        <w:t>Mean Arterial Pressure (MAP):</w:t>
+      </w:r>
+      <w:r>
+        <w:t xml:space="preserve"> [------] mmHg </w:t>
+      </w:r>
+      <w:r>
+        <w:rPr>
+          <w:i/>
+          <w:iCs/>
+        </w:rPr>
+        <w:t>(Target threshold: Maintain &gt; 65 mmHg via vascular tone support).</w:t>
+      </w:r>
+    </w:p>
+    <w:p>
+      <w:pPr>
+        <w:numPr>
+          <w:ilvl w:val="0"/>
+          <w:numId w:val="20"/>
+        </w:numPr>
+      </w:pPr>
+      <w:r>
+        <w:rPr>
+          <w:b/>
+          <w:bCs/>
+        </w:rPr>
+        <w:t>Serum Lactate (Hypoxia Marker):</w:t>
+      </w:r>
+      <w:r>
+        <w:t xml:space="preserve"> [------] mmol/L</w:t>
+      </w:r>
+    </w:p>
+    <w:p>
+      <w:pPr>
+        <w:numPr>
+          <w:ilvl w:val="1"/>
+          <w:numId w:val="20"/>
+        </w:numPr>
+      </w:pPr>
+      <w:proofErr w:type="gramStart"/>
+      <w:r>
+        <w:t>[ ]</w:t>
+      </w:r>
+      <w:proofErr w:type="gramEnd"/>
+      <w:r>
+        <w:t xml:space="preserve"> Tier 1: &lt; 2.0 mmol/L (Normal homeostatic boundary)</w:t>
+      </w:r>
+    </w:p>
+    <w:p>
+      <w:pPr>
+        <w:numPr>
+          <w:ilvl w:val="1"/>
+          <w:numId w:val="20"/>
+        </w:numPr>
+      </w:pPr>
+      <w:proofErr w:type="gramStart"/>
+      <w:r>
+        <w:t>[ ]</w:t>
+      </w:r>
+      <w:proofErr w:type="gramEnd"/>
+      <w:r>
+        <w:t xml:space="preserve"> Tier 2: 2.0–4.0 mmol/L (Elevated anaerobic conversion; check fluid tracking matrix)</w:t>
+      </w:r>
+    </w:p>
+    <w:p>
+      <w:pPr>
+        <w:numPr>
+          <w:ilvl w:val="1"/>
+          <w:numId w:val="20"/>
+        </w:numPr>
+      </w:pPr>
+      <w:proofErr w:type="gramStart"/>
+      <w:r>
+        <w:t>[ ]</w:t>
+      </w:r>
+      <w:proofErr w:type="gramEnd"/>
+      <w:r>
+        <w:t xml:space="preserve"> Tier 3: &gt; 4.0 mmol/L (Severe tissue metabolic stress; initiate immediate volume resuscitation)</w:t>
+      </w:r>
+    </w:p>
+    <w:p/>
+    <w:p/>
+    <w:p/>
+    <w:p/>
+    <w:p/>
+    <w:p/>
+    <w:p/>
+    <w:p>
+      <w:r>
+        <w:pict w14:anchorId="0591CB09">
+          <v:rect id="_x0000_i1270" style="width:0;height:1.5pt" o:hralign="center" o:hrstd="t" o:hr="t" fillcolor="#a0a0a0" stroked="f"/>
+        </w:pict>
+      </w:r>
+    </w:p>
+    <w:p>
+      <w:pPr>
+        <w:rPr>
+          <w:b/>
+          <w:bCs/>
+        </w:rPr>
+      </w:pPr>
+      <w:r>
+        <w:rPr>
+          <w:b/>
+          <w:bCs/>
+        </w:rPr>
+        <w:lastRenderedPageBreak/>
+        <w:t>2. Advanced Electrolyte &amp; Cytolytic Degradation Panel</w:t>
+      </w:r>
+    </w:p>
+    <w:p>
+      <w:r>
+        <w:rPr>
+          <w:i/>
+          <w:iCs/>
+        </w:rPr>
+        <w:t>Track serum parameters to monitor host intracellular fluid release caused by low-pH matrix lysis.</w:t>
+      </w:r>
+    </w:p>
+    <w:p>
+      <w:pPr>
+        <w:numPr>
+          <w:ilvl w:val="0"/>
+          <w:numId w:val="21"/>
+        </w:numPr>
+      </w:pPr>
+      <w:r>
+        <w:rPr>
+          <w:b/>
+          <w:bCs/>
+        </w:rPr>
+        <w:t>Serum Potassium (\(K</w:t>
+      </w:r>
+      <w:proofErr w:type="gramStart"/>
+      <w:r>
+        <w:rPr>
+          <w:b/>
+          <w:bCs/>
+        </w:rPr>
+        <w:t>^{+}\</w:t>
+      </w:r>
+      <w:proofErr w:type="gramEnd"/>
+      <w:r>
+        <w:rPr>
+          <w:b/>
+          <w:bCs/>
+        </w:rPr>
+        <w:t>)):</w:t>
+      </w:r>
+      <w:r>
+        <w:t xml:space="preserve"> [------] </w:t>
+      </w:r>
+      <w:proofErr w:type="spellStart"/>
+      <w:r>
+        <w:t>mEq</w:t>
+      </w:r>
+      <w:proofErr w:type="spellEnd"/>
+      <w:r>
+        <w:t>/L</w:t>
+      </w:r>
+      <w:r>
+        <w:br/>
+      </w:r>
+      <w:r>
+        <w:rPr>
+          <w:i/>
+          <w:iCs/>
+        </w:rPr>
+        <w:t>(Critical Indicator: Local muscle and prostatic cell breakdown dumps ionic charges into central circulation).</w:t>
+      </w:r>
+    </w:p>
+    <w:p>
+      <w:pPr>
+        <w:numPr>
+          <w:ilvl w:val="0"/>
+          <w:numId w:val="21"/>
+        </w:numPr>
+      </w:pPr>
+      <w:r>
+        <w:rPr>
+          <w:b/>
+          <w:bCs/>
+        </w:rPr>
+        <w:t>Serum Calcium (\(Ca</w:t>
+      </w:r>
+      <w:proofErr w:type="gramStart"/>
+      <w:r>
+        <w:rPr>
+          <w:b/>
+          <w:bCs/>
+        </w:rPr>
+        <w:t>^{</w:t>
+      </w:r>
+      <w:proofErr w:type="gramEnd"/>
+      <w:r>
+        <w:rPr>
+          <w:b/>
+          <w:bCs/>
+        </w:rPr>
+        <w:t>2</w:t>
+      </w:r>
+      <w:proofErr w:type="gramStart"/>
+      <w:r>
+        <w:rPr>
+          <w:b/>
+          <w:bCs/>
+        </w:rPr>
+        <w:t>+}\</w:t>
+      </w:r>
+      <w:proofErr w:type="gramEnd"/>
+      <w:r>
+        <w:rPr>
+          <w:b/>
+          <w:bCs/>
+        </w:rPr>
+        <w:t>)):</w:t>
+      </w:r>
+      <w:r>
+        <w:t xml:space="preserve"> [------] mg/dL</w:t>
+      </w:r>
+      <w:r>
+        <w:br/>
+      </w:r>
+      <w:r>
+        <w:rPr>
+          <w:i/>
+          <w:iCs/>
+        </w:rPr>
+        <w:t>(Skeletal Tracking: Rapid drops confirm bone-marrow leaching via the urogenital skeletal interconnect).</w:t>
+      </w:r>
+    </w:p>
+    <w:p>
+      <w:pPr>
+        <w:numPr>
+          <w:ilvl w:val="0"/>
+          <w:numId w:val="21"/>
+        </w:numPr>
+      </w:pPr>
+      <w:r>
+        <w:rPr>
+          <w:b/>
+          <w:bCs/>
+        </w:rPr>
+        <w:t>Serum Sodium (\(Na</w:t>
+      </w:r>
+      <w:proofErr w:type="gramStart"/>
+      <w:r>
+        <w:rPr>
+          <w:b/>
+          <w:bCs/>
+        </w:rPr>
+        <w:t>^{+}\</w:t>
+      </w:r>
+      <w:proofErr w:type="gramEnd"/>
+      <w:r>
+        <w:rPr>
+          <w:b/>
+          <w:bCs/>
+        </w:rPr>
+        <w:t>)):</w:t>
+      </w:r>
+      <w:r>
+        <w:t xml:space="preserve"> [------] </w:t>
+      </w:r>
+      <w:proofErr w:type="spellStart"/>
+      <w:r>
+        <w:t>mEq</w:t>
+      </w:r>
+      <w:proofErr w:type="spellEnd"/>
+      <w:r>
+        <w:t xml:space="preserve">/L | </w:t>
+      </w:r>
+      <w:r>
+        <w:rPr>
+          <w:b/>
+          <w:bCs/>
+        </w:rPr>
+        <w:t>Serum Chloride (\(Cl</w:t>
+      </w:r>
+      <w:proofErr w:type="gramStart"/>
+      <w:r>
+        <w:rPr>
+          <w:b/>
+          <w:bCs/>
+        </w:rPr>
+        <w:t>^{-}\</w:t>
+      </w:r>
+      <w:proofErr w:type="gramEnd"/>
+      <w:r>
+        <w:rPr>
+          <w:b/>
+          <w:bCs/>
+        </w:rPr>
+        <w:t>)):</w:t>
+      </w:r>
+      <w:r>
+        <w:t xml:space="preserve"> [------] </w:t>
+      </w:r>
+      <w:proofErr w:type="spellStart"/>
+      <w:r>
+        <w:t>mEq</w:t>
+      </w:r>
+      <w:proofErr w:type="spellEnd"/>
+      <w:r>
+        <w:t>/L</w:t>
+      </w:r>
+    </w:p>
+    <w:p>
+      <w:pPr>
+        <w:numPr>
+          <w:ilvl w:val="0"/>
+          <w:numId w:val="21"/>
+        </w:numPr>
+      </w:pPr>
+      <w:r>
+        <w:rPr>
+          <w:b/>
+          <w:bCs/>
+        </w:rPr>
+        <w:t>Bicarbonate (\(HCO</w:t>
+      </w:r>
+      <w:proofErr w:type="gramStart"/>
+      <w:r>
+        <w:rPr>
+          <w:b/>
+          <w:bCs/>
+        </w:rPr>
+        <w:t>_{3}^</w:t>
+      </w:r>
+      <w:proofErr w:type="gramEnd"/>
+      <w:r>
+        <w:rPr>
+          <w:b/>
+          <w:bCs/>
+        </w:rPr>
+        <w:t>{</w:t>
+      </w:r>
+      <w:proofErr w:type="gramStart"/>
+      <w:r>
+        <w:rPr>
+          <w:b/>
+          <w:bCs/>
+        </w:rPr>
+        <w:t>-}\</w:t>
+      </w:r>
+      <w:proofErr w:type="gramEnd"/>
+      <w:r>
+        <w:rPr>
+          <w:b/>
+          <w:bCs/>
+        </w:rPr>
+        <w:t>)):</w:t>
+      </w:r>
+      <w:r>
+        <w:t xml:space="preserve"> [------] </w:t>
+      </w:r>
+      <w:proofErr w:type="spellStart"/>
+      <w:r>
+        <w:t>mEq</w:t>
+      </w:r>
+      <w:proofErr w:type="spellEnd"/>
+      <w:r>
+        <w:t xml:space="preserve">/L | </w:t>
+      </w:r>
+      <w:r>
+        <w:rPr>
+          <w:b/>
+          <w:bCs/>
+        </w:rPr>
+        <w:t>Anion Gap Calculation:</w:t>
+      </w:r>
+      <w:r>
+        <w:t xml:space="preserve"> [------] </w:t>
+      </w:r>
+      <w:proofErr w:type="spellStart"/>
+      <w:r>
+        <w:t>mEq</w:t>
+      </w:r>
+      <w:proofErr w:type="spellEnd"/>
+      <w:r>
+        <w:t>/L</w:t>
+      </w:r>
+    </w:p>
+    <w:p>
+      <w:pPr>
+        <w:numPr>
+          <w:ilvl w:val="0"/>
+          <w:numId w:val="21"/>
+        </w:numPr>
+      </w:pPr>
+      <w:r>
+        <w:rPr>
+          <w:b/>
+          <w:bCs/>
+        </w:rPr>
+        <w:t>Plasma Free Hemoglobin:</w:t>
+      </w:r>
+      <w:r>
+        <w:t xml:space="preserve"> [------] mg/dL </w:t>
+      </w:r>
+      <w:r>
+        <w:rPr>
+          <w:i/>
+          <w:iCs/>
+        </w:rPr>
+        <w:t>(Elevations confirm mechanical red blood cell cracking).</w:t>
+      </w:r>
+    </w:p>
+    <w:p>
+      <w:r>
+        <w:pict w14:anchorId="4526C527">
+          <v:rect id="_x0000_i1271" style="width:0;height:1.5pt" o:hralign="center" o:hrstd="t" o:hr="t" fillcolor="#a0a0a0" stroked="f"/>
+        </w:pict>
+      </w:r>
+    </w:p>
+    <w:p>
+      <w:pPr>
+        <w:rPr>
+          <w:b/>
+          <w:bCs/>
+        </w:rPr>
+      </w:pPr>
+      <w:r>
+        <w:rPr>
+          <w:b/>
+          <w:bCs/>
+        </w:rPr>
+        <w:t>3. Catheter Flow Dynamics &amp; Fluid Balance Log</w:t>
+      </w:r>
+    </w:p>
+    <w:p>
+      <w:pPr>
+        <w:numPr>
+          <w:ilvl w:val="0"/>
+          <w:numId w:val="22"/>
+        </w:numPr>
+      </w:pPr>
+      <w:proofErr w:type="spellStart"/>
+      <w:r>
+        <w:rPr>
+          <w:b/>
+          <w:bCs/>
+        </w:rPr>
+        <w:t>Lipidos</w:t>
+      </w:r>
+      <w:proofErr w:type="spellEnd"/>
+      <w:r>
+        <w:rPr>
+          <w:b/>
+          <w:bCs/>
+        </w:rPr>
+        <w:t xml:space="preserve"> Pump Operational Flow Velocity:</w:t>
+      </w:r>
+      <w:r>
+        <w:t xml:space="preserve"> [------] mL/h</w:t>
+      </w:r>
+    </w:p>
+    <w:p>
+      <w:pPr>
+        <w:numPr>
+          <w:ilvl w:val="0"/>
+          <w:numId w:val="22"/>
+        </w:numPr>
+      </w:pPr>
+      <w:r>
+        <w:rPr>
+          <w:b/>
+          <w:bCs/>
+        </w:rPr>
+        <w:t>Catheter Line Intramural Pressure:</w:t>
+      </w:r>
+      <w:r>
+        <w:t xml:space="preserve"> [------] mmHg </w:t>
+      </w:r>
+      <w:r>
+        <w:rPr>
+          <w:i/>
+          <w:iCs/>
+        </w:rPr>
+        <w:t>(If pressure &gt; 180 mmHg, check for line occlusion).</w:t>
+      </w:r>
+    </w:p>
+    <w:p>
+      <w:pPr>
+        <w:numPr>
+          <w:ilvl w:val="0"/>
+          <w:numId w:val="22"/>
+        </w:numPr>
+      </w:pPr>
+      <w:r>
+        <w:rPr>
+          <w:b/>
+          <w:bCs/>
+        </w:rPr>
+        <w:t>Total 8-Hour Fluid Ingestion (IV + Catheter Core):</w:t>
+      </w:r>
+      <w:r>
+        <w:t xml:space="preserve"> [------] mL</w:t>
+      </w:r>
+    </w:p>
+    <w:p>
+      <w:pPr>
+        <w:numPr>
+          <w:ilvl w:val="0"/>
+          <w:numId w:val="22"/>
+        </w:numPr>
+      </w:pPr>
+      <w:r>
+        <w:rPr>
+          <w:b/>
+          <w:bCs/>
+        </w:rPr>
+        <w:t>Total 8-Hour Fluid Egress (Urinary + Rectal Drainage):</w:t>
+      </w:r>
+      <w:r>
+        <w:t xml:space="preserve"> [------] mL</w:t>
+      </w:r>
+    </w:p>
+    <w:p>
+      <w:pPr>
+        <w:numPr>
+          <w:ilvl w:val="0"/>
+          <w:numId w:val="22"/>
+        </w:numPr>
+      </w:pPr>
+      <w:r>
+        <w:rPr>
+          <w:b/>
+          <w:bCs/>
+        </w:rPr>
+        <w:t>Net Fluid Balance Matrix:</w:t>
+      </w:r>
+      <w:r>
+        <w:t xml:space="preserve"> </w:t>
+      </w:r>
+      <w:proofErr w:type="gramStart"/>
+      <w:r>
+        <w:t>[ ]</w:t>
+      </w:r>
+      <w:proofErr w:type="gramEnd"/>
+      <w:r>
+        <w:t xml:space="preserve"> Positive [------] mL / </w:t>
+      </w:r>
+      <w:proofErr w:type="gramStart"/>
+      <w:r>
+        <w:t>[ ]</w:t>
+      </w:r>
+      <w:proofErr w:type="gramEnd"/>
+      <w:r>
+        <w:t xml:space="preserve"> Negative [------] mL</w:t>
+      </w:r>
+    </w:p>
+    <w:p/>
+    <w:p/>
+    <w:p/>
+    <w:p/>
+    <w:p/>
+    <w:p>
+      <w:r>
+        <w:pict w14:anchorId="7B663B70">
+          <v:rect id="_x0000_i1272" style="width:0;height:1.5pt" o:hralign="center" o:hrstd="t" o:hr="t" fillcolor="#a0a0a0" stroked="f"/>
+        </w:pict>
+      </w:r>
+    </w:p>
+    <w:p>
+      <w:pPr>
+        <w:rPr>
+          <w:b/>
+          <w:bCs/>
+        </w:rPr>
+      </w:pPr>
+      <w:r>
+        <w:rPr>
+          <w:b/>
+          <w:bCs/>
+        </w:rPr>
+        <w:lastRenderedPageBreak/>
+        <w:t>4. Bedside Containment &amp; Inactivation Checklist</w:t>
+      </w:r>
+    </w:p>
+    <w:p>
+      <w:pPr>
+        <w:numPr>
+          <w:ilvl w:val="0"/>
+          <w:numId w:val="23"/>
+        </w:numPr>
+      </w:pPr>
+      <w:r>
+        <w:rPr>
+          <w:b/>
+          <w:bCs/>
+        </w:rPr>
+        <w:t>PAPR Isolation Mask Pressure Seals Intact:</w:t>
+      </w:r>
+      <w:r>
+        <w:t xml:space="preserve"> </w:t>
+      </w:r>
+      <w:proofErr w:type="gramStart"/>
+      <w:r>
+        <w:t>[ ]</w:t>
+      </w:r>
+      <w:proofErr w:type="gramEnd"/>
+      <w:r>
+        <w:t xml:space="preserve"> Yes / </w:t>
+      </w:r>
+      <w:proofErr w:type="gramStart"/>
+      <w:r>
+        <w:t>[ ]</w:t>
+      </w:r>
+      <w:proofErr w:type="gramEnd"/>
+      <w:r>
+        <w:t xml:space="preserve"> No</w:t>
+      </w:r>
+    </w:p>
+    <w:p>
+      <w:pPr>
+        <w:numPr>
+          <w:ilvl w:val="0"/>
+          <w:numId w:val="23"/>
+        </w:numPr>
+      </w:pPr>
+      <w:r>
+        <w:rPr>
+          <w:b/>
+          <w:bCs/>
+        </w:rPr>
+        <w:t>Formula 409 Surfactant Spray Reservoir Checked:</w:t>
+      </w:r>
+      <w:r>
+        <w:t xml:space="preserve"> </w:t>
+      </w:r>
+      <w:proofErr w:type="gramStart"/>
+      <w:r>
+        <w:t>[ ]</w:t>
+      </w:r>
+      <w:proofErr w:type="gramEnd"/>
+      <w:r>
+        <w:t xml:space="preserve"> Yes / </w:t>
+      </w:r>
+      <w:proofErr w:type="gramStart"/>
+      <w:r>
+        <w:t>[ ]</w:t>
+      </w:r>
+      <w:proofErr w:type="gramEnd"/>
+      <w:r>
+        <w:t xml:space="preserve"> No</w:t>
+      </w:r>
+    </w:p>
+    <w:p>
+      <w:pPr>
+        <w:numPr>
+          <w:ilvl w:val="0"/>
+          <w:numId w:val="23"/>
+        </w:numPr>
+      </w:pPr>
+      <w:r>
+        <w:rPr>
+          <w:b/>
+          <w:bCs/>
+        </w:rPr>
+        <w:t>Pelvic High-Alkaline Isolation Curtains Set:</w:t>
+      </w:r>
+      <w:r>
+        <w:t xml:space="preserve"> </w:t>
+      </w:r>
+      <w:proofErr w:type="gramStart"/>
+      <w:r>
+        <w:t>[ ]</w:t>
+      </w:r>
+      <w:proofErr w:type="gramEnd"/>
+      <w:r>
+        <w:t xml:space="preserve"> Yes / </w:t>
+      </w:r>
+      <w:proofErr w:type="gramStart"/>
+      <w:r>
+        <w:t>[ ]</w:t>
+      </w:r>
+      <w:proofErr w:type="gramEnd"/>
+      <w:r>
+        <w:t xml:space="preserve"> No</w:t>
+      </w:r>
+    </w:p>
+    <w:p>
+      <w:pPr>
+        <w:numPr>
+          <w:ilvl w:val="0"/>
+          <w:numId w:val="23"/>
+        </w:numPr>
+      </w:pPr>
+      <w:proofErr w:type="spellStart"/>
+      <w:r>
+        <w:rPr>
+          <w:b/>
+          <w:bCs/>
+        </w:rPr>
+        <w:t>Sunwarrior</w:t>
+      </w:r>
+      <w:proofErr w:type="spellEnd"/>
+      <w:r>
+        <w:rPr>
+          <w:b/>
+          <w:bCs/>
+        </w:rPr>
+        <w:t xml:space="preserve"> / MaryRuth Extracellular Peptide Shield Infused:</w:t>
+      </w:r>
+      <w:r>
+        <w:t xml:space="preserve"> </w:t>
+      </w:r>
+      <w:proofErr w:type="gramStart"/>
+      <w:r>
+        <w:t>[ ]</w:t>
+      </w:r>
+      <w:proofErr w:type="gramEnd"/>
+      <w:r>
+        <w:t xml:space="preserve"> Yes / </w:t>
+      </w:r>
+      <w:proofErr w:type="gramStart"/>
+      <w:r>
+        <w:t>[ ]</w:t>
+      </w:r>
+      <w:proofErr w:type="gramEnd"/>
+      <w:r>
+        <w:t xml:space="preserve"> No</w:t>
+      </w:r>
+    </w:p>
+    <w:p>
+      <w:r>
+        <w:rPr>
+          <w:b/>
+          <w:bCs/>
+        </w:rPr>
+        <w:t>Attending Clinician Signature:</w:t>
+      </w:r>
+      <w:r>
+        <w:t xml:space="preserve"> [-------------------------] </w:t>
+      </w:r>
+      <w:r>
+        <w:rPr>
+          <w:b/>
+          <w:bCs/>
+        </w:rPr>
+        <w:t>Timestamp:</w:t>
+      </w:r>
+      <w:r>
+        <w:t xml:space="preserve"> [</w:t>
+      </w:r>
+      <w:proofErr w:type="gramStart"/>
+      <w:r>
+        <w:t>--:--</w:t>
+      </w:r>
+      <w:proofErr w:type="gramEnd"/>
+      <w:r>
+        <w:t>]</w:t>
+      </w:r>
+    </w:p>
+    <w:p/>
+    <w:p/>
+    <w:p/>
+    <w:p/>
+    <w:p/>
+    <w:p/>
+    <w:p/>
+    <w:p/>
+    <w:p/>
+    <w:p/>
+    <w:p/>
+    <w:p/>
+    <w:p/>
+    <w:p/>
+    <w:p/>
+    <w:p/>
+    <w:p/>
+    <w:p/>
+    <w:p/>
+    <w:p>
+      <w:r>
+        <w:pict w14:anchorId="4C557D24">
+          <v:rect id="_x0000_i1280" style="width:0;height:1.5pt" o:hralign="center" o:hrstd="t" o:hr="t" fillcolor="#a0a0a0" stroked="f"/>
+        </w:pict>
+      </w:r>
+    </w:p>
+    <w:p>
+      <w:pPr>
+        <w:rPr>
+          <w:b/>
+          <w:bCs/>
+        </w:rPr>
+      </w:pPr>
+      <w:r>
+        <w:rPr>
+          <w:b/>
+          <w:bCs/>
+        </w:rPr>
+        <w:lastRenderedPageBreak/>
         <w:t>Volume IV Reference List</w:t>
       </w:r>
     </w:p>
@@ -7761,7 +9664,6 @@
           <w:b/>
           <w:bCs/>
         </w:rPr>
-        <w:lastRenderedPageBreak/>
         <w:t>Target Journal Format:</w:t>
       </w:r>
       <w:r>
@@ -8428,6 +10330,7 @@
           <w:b/>
           <w:bCs/>
         </w:rPr>
+        <w:lastRenderedPageBreak/>
         <w:t>National Science Foundation (NSF).</w:t>
       </w:r>
       <w:r>
@@ -8439,11 +10342,7 @@
       </w:r>
       <w:proofErr w:type="gramEnd"/>
       <w:r>
-        <w:t xml:space="preserve"> and catheter </w:t>
-      </w:r>
-      <w:r>
-        <w:lastRenderedPageBreak/>
-        <w:t xml:space="preserve">flow network modeling. </w:t>
+        <w:t xml:space="preserve"> and catheter flow network modeling. </w:t>
       </w:r>
       <w:r>
         <w:rPr>
@@ -8696,6 +10595,304 @@
     </w:lvl>
   </w:abstractNum>
   <w:abstractNum w:abstractNumId="1" w15:restartNumberingAfterBreak="0">
+    <w:nsid w:val="0FA97797"/>
+    <w:multiLevelType w:val="multilevel"/>
+    <w:tmpl w:val="7B6C7E92"/>
+    <w:lvl w:ilvl="0">
+      <w:start w:val="1"/>
+      <w:numFmt w:val="bullet"/>
+      <w:lvlText w:val=""/>
+      <w:lvlJc w:val="left"/>
+      <w:pPr>
+        <w:tabs>
+          <w:tab w:val="num" w:pos="720"/>
+        </w:tabs>
+        <w:ind w:left="720" w:hanging="360"/>
+      </w:pPr>
+      <w:rPr>
+        <w:rFonts w:ascii="Symbol" w:hAnsi="Symbol" w:hint="default"/>
+        <w:sz w:val="20"/>
+      </w:rPr>
+    </w:lvl>
+    <w:lvl w:ilvl="1" w:tentative="1">
+      <w:start w:val="1"/>
+      <w:numFmt w:val="bullet"/>
+      <w:lvlText w:val="o"/>
+      <w:lvlJc w:val="left"/>
+      <w:pPr>
+        <w:tabs>
+          <w:tab w:val="num" w:pos="1440"/>
+        </w:tabs>
+        <w:ind w:left="1440" w:hanging="360"/>
+      </w:pPr>
+      <w:rPr>
+        <w:rFonts w:ascii="Courier New" w:hAnsi="Courier New" w:hint="default"/>
+        <w:sz w:val="20"/>
+      </w:rPr>
+    </w:lvl>
+    <w:lvl w:ilvl="2" w:tentative="1">
+      <w:start w:val="1"/>
+      <w:numFmt w:val="bullet"/>
+      <w:lvlText w:val=""/>
+      <w:lvlJc w:val="left"/>
+      <w:pPr>
+        <w:tabs>
+          <w:tab w:val="num" w:pos="2160"/>
+        </w:tabs>
+        <w:ind w:left="2160" w:hanging="360"/>
+      </w:pPr>
+      <w:rPr>
+        <w:rFonts w:ascii="Wingdings" w:hAnsi="Wingdings" w:hint="default"/>
+        <w:sz w:val="20"/>
+      </w:rPr>
+    </w:lvl>
+    <w:lvl w:ilvl="3" w:tentative="1">
+      <w:start w:val="1"/>
+      <w:numFmt w:val="bullet"/>
+      <w:lvlText w:val=""/>
+      <w:lvlJc w:val="left"/>
+      <w:pPr>
+        <w:tabs>
+          <w:tab w:val="num" w:pos="2880"/>
+        </w:tabs>
+        <w:ind w:left="2880" w:hanging="360"/>
+      </w:pPr>
+      <w:rPr>
+        <w:rFonts w:ascii="Wingdings" w:hAnsi="Wingdings" w:hint="default"/>
+        <w:sz w:val="20"/>
+      </w:rPr>
+    </w:lvl>
+    <w:lvl w:ilvl="4" w:tentative="1">
+      <w:start w:val="1"/>
+      <w:numFmt w:val="bullet"/>
+      <w:lvlText w:val=""/>
+      <w:lvlJc w:val="left"/>
+      <w:pPr>
+        <w:tabs>
+          <w:tab w:val="num" w:pos="3600"/>
+        </w:tabs>
+        <w:ind w:left="3600" w:hanging="360"/>
+      </w:pPr>
+      <w:rPr>
+        <w:rFonts w:ascii="Wingdings" w:hAnsi="Wingdings" w:hint="default"/>
+        <w:sz w:val="20"/>
+      </w:rPr>
+    </w:lvl>
+    <w:lvl w:ilvl="5" w:tentative="1">
+      <w:start w:val="1"/>
+      <w:numFmt w:val="bullet"/>
+      <w:lvlText w:val=""/>
+      <w:lvlJc w:val="left"/>
+      <w:pPr>
+        <w:tabs>
+          <w:tab w:val="num" w:pos="4320"/>
+        </w:tabs>
+        <w:ind w:left="4320" w:hanging="360"/>
+      </w:pPr>
+      <w:rPr>
+        <w:rFonts w:ascii="Wingdings" w:hAnsi="Wingdings" w:hint="default"/>
+        <w:sz w:val="20"/>
+      </w:rPr>
+    </w:lvl>
+    <w:lvl w:ilvl="6" w:tentative="1">
+      <w:start w:val="1"/>
+      <w:numFmt w:val="bullet"/>
+      <w:lvlText w:val=""/>
+      <w:lvlJc w:val="left"/>
+      <w:pPr>
+        <w:tabs>
+          <w:tab w:val="num" w:pos="5040"/>
+        </w:tabs>
+        <w:ind w:left="5040" w:hanging="360"/>
+      </w:pPr>
+      <w:rPr>
+        <w:rFonts w:ascii="Wingdings" w:hAnsi="Wingdings" w:hint="default"/>
+        <w:sz w:val="20"/>
+      </w:rPr>
+    </w:lvl>
+    <w:lvl w:ilvl="7" w:tentative="1">
+      <w:start w:val="1"/>
+      <w:numFmt w:val="bullet"/>
+      <w:lvlText w:val=""/>
+      <w:lvlJc w:val="left"/>
+      <w:pPr>
+        <w:tabs>
+          <w:tab w:val="num" w:pos="5760"/>
+        </w:tabs>
+        <w:ind w:left="5760" w:hanging="360"/>
+      </w:pPr>
+      <w:rPr>
+        <w:rFonts w:ascii="Wingdings" w:hAnsi="Wingdings" w:hint="default"/>
+        <w:sz w:val="20"/>
+      </w:rPr>
+    </w:lvl>
+    <w:lvl w:ilvl="8" w:tentative="1">
+      <w:start w:val="1"/>
+      <w:numFmt w:val="bullet"/>
+      <w:lvlText w:val=""/>
+      <w:lvlJc w:val="left"/>
+      <w:pPr>
+        <w:tabs>
+          <w:tab w:val="num" w:pos="6480"/>
+        </w:tabs>
+        <w:ind w:left="6480" w:hanging="360"/>
+      </w:pPr>
+      <w:rPr>
+        <w:rFonts w:ascii="Wingdings" w:hAnsi="Wingdings" w:hint="default"/>
+        <w:sz w:val="20"/>
+      </w:rPr>
+    </w:lvl>
+  </w:abstractNum>
+  <w:abstractNum w:abstractNumId="2" w15:restartNumberingAfterBreak="0">
+    <w:nsid w:val="1ACC3086"/>
+    <w:multiLevelType w:val="multilevel"/>
+    <w:tmpl w:val="984633B4"/>
+    <w:lvl w:ilvl="0">
+      <w:start w:val="1"/>
+      <w:numFmt w:val="bullet"/>
+      <w:lvlText w:val=""/>
+      <w:lvlJc w:val="left"/>
+      <w:pPr>
+        <w:tabs>
+          <w:tab w:val="num" w:pos="720"/>
+        </w:tabs>
+        <w:ind w:left="720" w:hanging="360"/>
+      </w:pPr>
+      <w:rPr>
+        <w:rFonts w:ascii="Symbol" w:hAnsi="Symbol" w:hint="default"/>
+        <w:sz w:val="20"/>
+      </w:rPr>
+    </w:lvl>
+    <w:lvl w:ilvl="1" w:tentative="1">
+      <w:start w:val="1"/>
+      <w:numFmt w:val="bullet"/>
+      <w:lvlText w:val="o"/>
+      <w:lvlJc w:val="left"/>
+      <w:pPr>
+        <w:tabs>
+          <w:tab w:val="num" w:pos="1440"/>
+        </w:tabs>
+        <w:ind w:left="1440" w:hanging="360"/>
+      </w:pPr>
+      <w:rPr>
+        <w:rFonts w:ascii="Courier New" w:hAnsi="Courier New" w:hint="default"/>
+        <w:sz w:val="20"/>
+      </w:rPr>
+    </w:lvl>
+    <w:lvl w:ilvl="2" w:tentative="1">
+      <w:start w:val="1"/>
+      <w:numFmt w:val="bullet"/>
+      <w:lvlText w:val=""/>
+      <w:lvlJc w:val="left"/>
+      <w:pPr>
+        <w:tabs>
+          <w:tab w:val="num" w:pos="2160"/>
+        </w:tabs>
+        <w:ind w:left="2160" w:hanging="360"/>
+      </w:pPr>
+      <w:rPr>
+        <w:rFonts w:ascii="Wingdings" w:hAnsi="Wingdings" w:hint="default"/>
+        <w:sz w:val="20"/>
+      </w:rPr>
+    </w:lvl>
+    <w:lvl w:ilvl="3" w:tentative="1">
+      <w:start w:val="1"/>
+      <w:numFmt w:val="bullet"/>
+      <w:lvlText w:val=""/>
+      <w:lvlJc w:val="left"/>
+      <w:pPr>
+        <w:tabs>
+          <w:tab w:val="num" w:pos="2880"/>
+        </w:tabs>
+        <w:ind w:left="2880" w:hanging="360"/>
+      </w:pPr>
+      <w:rPr>
+        <w:rFonts w:ascii="Wingdings" w:hAnsi="Wingdings" w:hint="default"/>
+        <w:sz w:val="20"/>
+      </w:rPr>
+    </w:lvl>
+    <w:lvl w:ilvl="4" w:tentative="1">
+      <w:start w:val="1"/>
+      <w:numFmt w:val="bullet"/>
+      <w:lvlText w:val=""/>
+      <w:lvlJc w:val="left"/>
+      <w:pPr>
+        <w:tabs>
+          <w:tab w:val="num" w:pos="3600"/>
+        </w:tabs>
+        <w:ind w:left="3600" w:hanging="360"/>
+      </w:pPr>
+      <w:rPr>
+        <w:rFonts w:ascii="Wingdings" w:hAnsi="Wingdings" w:hint="default"/>
+        <w:sz w:val="20"/>
+      </w:rPr>
+    </w:lvl>
+    <w:lvl w:ilvl="5" w:tentative="1">
+      <w:start w:val="1"/>
+      <w:numFmt w:val="bullet"/>
+      <w:lvlText w:val=""/>
+      <w:lvlJc w:val="left"/>
+      <w:pPr>
+        <w:tabs>
+          <w:tab w:val="num" w:pos="4320"/>
+        </w:tabs>
+        <w:ind w:left="4320" w:hanging="360"/>
+      </w:pPr>
+      <w:rPr>
+        <w:rFonts w:ascii="Wingdings" w:hAnsi="Wingdings" w:hint="default"/>
+        <w:sz w:val="20"/>
+      </w:rPr>
+    </w:lvl>
+    <w:lvl w:ilvl="6" w:tentative="1">
+      <w:start w:val="1"/>
+      <w:numFmt w:val="bullet"/>
+      <w:lvlText w:val=""/>
+      <w:lvlJc w:val="left"/>
+      <w:pPr>
+        <w:tabs>
+          <w:tab w:val="num" w:pos="5040"/>
+        </w:tabs>
+        <w:ind w:left="5040" w:hanging="360"/>
+      </w:pPr>
+      <w:rPr>
+        <w:rFonts w:ascii="Wingdings" w:hAnsi="Wingdings" w:hint="default"/>
+        <w:sz w:val="20"/>
+      </w:rPr>
+    </w:lvl>
+    <w:lvl w:ilvl="7" w:tentative="1">
+      <w:start w:val="1"/>
+      <w:numFmt w:val="bullet"/>
+      <w:lvlText w:val=""/>
+      <w:lvlJc w:val="left"/>
+      <w:pPr>
+        <w:tabs>
+          <w:tab w:val="num" w:pos="5760"/>
+        </w:tabs>
+        <w:ind w:left="5760" w:hanging="360"/>
+      </w:pPr>
+      <w:rPr>
+        <w:rFonts w:ascii="Wingdings" w:hAnsi="Wingdings" w:hint="default"/>
+        <w:sz w:val="20"/>
+      </w:rPr>
+    </w:lvl>
+    <w:lvl w:ilvl="8" w:tentative="1">
+      <w:start w:val="1"/>
+      <w:numFmt w:val="bullet"/>
+      <w:lvlText w:val=""/>
+      <w:lvlJc w:val="left"/>
+      <w:pPr>
+        <w:tabs>
+          <w:tab w:val="num" w:pos="6480"/>
+        </w:tabs>
+        <w:ind w:left="6480" w:hanging="360"/>
+      </w:pPr>
+      <w:rPr>
+        <w:rFonts w:ascii="Wingdings" w:hAnsi="Wingdings" w:hint="default"/>
+        <w:sz w:val="20"/>
+      </w:rPr>
+    </w:lvl>
+  </w:abstractNum>
+  <w:abstractNum w:abstractNumId="3" w15:restartNumberingAfterBreak="0">
     <w:nsid w:val="1F0E19D0"/>
     <w:multiLevelType w:val="multilevel"/>
     <w:tmpl w:val="E24C1BEE"/>
@@ -8844,7 +11041,7 @@
       </w:rPr>
     </w:lvl>
   </w:abstractNum>
-  <w:abstractNum w:abstractNumId="2" w15:restartNumberingAfterBreak="0">
+  <w:abstractNum w:abstractNumId="4" w15:restartNumberingAfterBreak="0">
     <w:nsid w:val="24755B1A"/>
     <w:multiLevelType w:val="multilevel"/>
     <w:tmpl w:val="7F009DD0"/>
@@ -8993,7 +11190,7 @@
       </w:rPr>
     </w:lvl>
   </w:abstractNum>
-  <w:abstractNum w:abstractNumId="3" w15:restartNumberingAfterBreak="0">
+  <w:abstractNum w:abstractNumId="5" w15:restartNumberingAfterBreak="0">
     <w:nsid w:val="2A814F24"/>
     <w:multiLevelType w:val="multilevel"/>
     <w:tmpl w:val="95D0BDD0"/>
@@ -9142,7 +11339,7 @@
       </w:rPr>
     </w:lvl>
   </w:abstractNum>
-  <w:abstractNum w:abstractNumId="4" w15:restartNumberingAfterBreak="0">
+  <w:abstractNum w:abstractNumId="6" w15:restartNumberingAfterBreak="0">
     <w:nsid w:val="302D6D21"/>
     <w:multiLevelType w:val="multilevel"/>
     <w:tmpl w:val="C16A85B4"/>
@@ -9291,7 +11488,7 @@
       </w:rPr>
     </w:lvl>
   </w:abstractNum>
-  <w:abstractNum w:abstractNumId="5" w15:restartNumberingAfterBreak="0">
+  <w:abstractNum w:abstractNumId="7" w15:restartNumberingAfterBreak="0">
     <w:nsid w:val="3438779B"/>
     <w:multiLevelType w:val="multilevel"/>
     <w:tmpl w:val="7E00248A"/>
@@ -9440,7 +11637,7 @@
       </w:rPr>
     </w:lvl>
   </w:abstractNum>
-  <w:abstractNum w:abstractNumId="6" w15:restartNumberingAfterBreak="0">
+  <w:abstractNum w:abstractNumId="8" w15:restartNumberingAfterBreak="0">
     <w:nsid w:val="34486801"/>
     <w:multiLevelType w:val="multilevel"/>
     <w:tmpl w:val="8E24981C"/>
@@ -9589,7 +11786,7 @@
       </w:rPr>
     </w:lvl>
   </w:abstractNum>
-  <w:abstractNum w:abstractNumId="7" w15:restartNumberingAfterBreak="0">
+  <w:abstractNum w:abstractNumId="9" w15:restartNumberingAfterBreak="0">
     <w:nsid w:val="376B31B9"/>
     <w:multiLevelType w:val="multilevel"/>
     <w:tmpl w:val="7EA26CC2"/>
@@ -9738,7 +11935,7 @@
       </w:rPr>
     </w:lvl>
   </w:abstractNum>
-  <w:abstractNum w:abstractNumId="8" w15:restartNumberingAfterBreak="0">
+  <w:abstractNum w:abstractNumId="10" w15:restartNumberingAfterBreak="0">
     <w:nsid w:val="3CBF1A53"/>
     <w:multiLevelType w:val="multilevel"/>
     <w:tmpl w:val="3E8000C4"/>
@@ -9851,7 +12048,7 @@
       </w:pPr>
     </w:lvl>
   </w:abstractNum>
-  <w:abstractNum w:abstractNumId="9" w15:restartNumberingAfterBreak="0">
+  <w:abstractNum w:abstractNumId="11" w15:restartNumberingAfterBreak="0">
     <w:nsid w:val="401B106A"/>
     <w:multiLevelType w:val="multilevel"/>
     <w:tmpl w:val="DB2E15DE"/>
@@ -9964,7 +12161,7 @@
       </w:pPr>
     </w:lvl>
   </w:abstractNum>
-  <w:abstractNum w:abstractNumId="10" w15:restartNumberingAfterBreak="0">
+  <w:abstractNum w:abstractNumId="12" w15:restartNumberingAfterBreak="0">
     <w:nsid w:val="4F152E2C"/>
     <w:multiLevelType w:val="multilevel"/>
     <w:tmpl w:val="FCD874B4"/>
@@ -10113,7 +12310,7 @@
       </w:rPr>
     </w:lvl>
   </w:abstractNum>
-  <w:abstractNum w:abstractNumId="11" w15:restartNumberingAfterBreak="0">
+  <w:abstractNum w:abstractNumId="13" w15:restartNumberingAfterBreak="0">
     <w:nsid w:val="58D36BE5"/>
     <w:multiLevelType w:val="multilevel"/>
     <w:tmpl w:val="121C3996"/>
@@ -10262,7 +12459,7 @@
       </w:rPr>
     </w:lvl>
   </w:abstractNum>
-  <w:abstractNum w:abstractNumId="12" w15:restartNumberingAfterBreak="0">
+  <w:abstractNum w:abstractNumId="14" w15:restartNumberingAfterBreak="0">
     <w:nsid w:val="5A506D25"/>
     <w:multiLevelType w:val="multilevel"/>
     <w:tmpl w:val="EDD0025A"/>
@@ -10375,7 +12572,7 @@
       </w:pPr>
     </w:lvl>
   </w:abstractNum>
-  <w:abstractNum w:abstractNumId="13" w15:restartNumberingAfterBreak="0">
+  <w:abstractNum w:abstractNumId="15" w15:restartNumberingAfterBreak="0">
     <w:nsid w:val="644D24D6"/>
     <w:multiLevelType w:val="multilevel"/>
     <w:tmpl w:val="DEDE7720"/>
@@ -10488,7 +12685,7 @@
       </w:pPr>
     </w:lvl>
   </w:abstractNum>
-  <w:abstractNum w:abstractNumId="14" w15:restartNumberingAfterBreak="0">
+  <w:abstractNum w:abstractNumId="16" w15:restartNumberingAfterBreak="0">
     <w:nsid w:val="64CE00F5"/>
     <w:multiLevelType w:val="multilevel"/>
     <w:tmpl w:val="AFCC9982"/>
@@ -10637,7 +12834,305 @@
       </w:rPr>
     </w:lvl>
   </w:abstractNum>
-  <w:abstractNum w:abstractNumId="15" w15:restartNumberingAfterBreak="0">
+  <w:abstractNum w:abstractNumId="17" w15:restartNumberingAfterBreak="0">
+    <w:nsid w:val="7293363B"/>
+    <w:multiLevelType w:val="multilevel"/>
+    <w:tmpl w:val="6F7EB3E8"/>
+    <w:lvl w:ilvl="0">
+      <w:start w:val="1"/>
+      <w:numFmt w:val="bullet"/>
+      <w:lvlText w:val=""/>
+      <w:lvlJc w:val="left"/>
+      <w:pPr>
+        <w:tabs>
+          <w:tab w:val="num" w:pos="720"/>
+        </w:tabs>
+        <w:ind w:left="720" w:hanging="360"/>
+      </w:pPr>
+      <w:rPr>
+        <w:rFonts w:ascii="Symbol" w:hAnsi="Symbol" w:hint="default"/>
+        <w:sz w:val="20"/>
+      </w:rPr>
+    </w:lvl>
+    <w:lvl w:ilvl="1">
+      <w:start w:val="1"/>
+      <w:numFmt w:val="bullet"/>
+      <w:lvlText w:val="o"/>
+      <w:lvlJc w:val="left"/>
+      <w:pPr>
+        <w:tabs>
+          <w:tab w:val="num" w:pos="1440"/>
+        </w:tabs>
+        <w:ind w:left="1440" w:hanging="360"/>
+      </w:pPr>
+      <w:rPr>
+        <w:rFonts w:ascii="Courier New" w:hAnsi="Courier New" w:hint="default"/>
+        <w:sz w:val="20"/>
+      </w:rPr>
+    </w:lvl>
+    <w:lvl w:ilvl="2" w:tentative="1">
+      <w:start w:val="1"/>
+      <w:numFmt w:val="bullet"/>
+      <w:lvlText w:val=""/>
+      <w:lvlJc w:val="left"/>
+      <w:pPr>
+        <w:tabs>
+          <w:tab w:val="num" w:pos="2160"/>
+        </w:tabs>
+        <w:ind w:left="2160" w:hanging="360"/>
+      </w:pPr>
+      <w:rPr>
+        <w:rFonts w:ascii="Wingdings" w:hAnsi="Wingdings" w:hint="default"/>
+        <w:sz w:val="20"/>
+      </w:rPr>
+    </w:lvl>
+    <w:lvl w:ilvl="3" w:tentative="1">
+      <w:start w:val="1"/>
+      <w:numFmt w:val="bullet"/>
+      <w:lvlText w:val=""/>
+      <w:lvlJc w:val="left"/>
+      <w:pPr>
+        <w:tabs>
+          <w:tab w:val="num" w:pos="2880"/>
+        </w:tabs>
+        <w:ind w:left="2880" w:hanging="360"/>
+      </w:pPr>
+      <w:rPr>
+        <w:rFonts w:ascii="Wingdings" w:hAnsi="Wingdings" w:hint="default"/>
+        <w:sz w:val="20"/>
+      </w:rPr>
+    </w:lvl>
+    <w:lvl w:ilvl="4" w:tentative="1">
+      <w:start w:val="1"/>
+      <w:numFmt w:val="bullet"/>
+      <w:lvlText w:val=""/>
+      <w:lvlJc w:val="left"/>
+      <w:pPr>
+        <w:tabs>
+          <w:tab w:val="num" w:pos="3600"/>
+        </w:tabs>
+        <w:ind w:left="3600" w:hanging="360"/>
+      </w:pPr>
+      <w:rPr>
+        <w:rFonts w:ascii="Wingdings" w:hAnsi="Wingdings" w:hint="default"/>
+        <w:sz w:val="20"/>
+      </w:rPr>
+    </w:lvl>
+    <w:lvl w:ilvl="5" w:tentative="1">
+      <w:start w:val="1"/>
+      <w:numFmt w:val="bullet"/>
+      <w:lvlText w:val=""/>
+      <w:lvlJc w:val="left"/>
+      <w:pPr>
+        <w:tabs>
+          <w:tab w:val="num" w:pos="4320"/>
+        </w:tabs>
+        <w:ind w:left="4320" w:hanging="360"/>
+      </w:pPr>
+      <w:rPr>
+        <w:rFonts w:ascii="Wingdings" w:hAnsi="Wingdings" w:hint="default"/>
+        <w:sz w:val="20"/>
+      </w:rPr>
+    </w:lvl>
+    <w:lvl w:ilvl="6" w:tentative="1">
+      <w:start w:val="1"/>
+      <w:numFmt w:val="bullet"/>
+      <w:lvlText w:val=""/>
+      <w:lvlJc w:val="left"/>
+      <w:pPr>
+        <w:tabs>
+          <w:tab w:val="num" w:pos="5040"/>
+        </w:tabs>
+        <w:ind w:left="5040" w:hanging="360"/>
+      </w:pPr>
+      <w:rPr>
+        <w:rFonts w:ascii="Wingdings" w:hAnsi="Wingdings" w:hint="default"/>
+        <w:sz w:val="20"/>
+      </w:rPr>
+    </w:lvl>
+    <w:lvl w:ilvl="7" w:tentative="1">
+      <w:start w:val="1"/>
+      <w:numFmt w:val="bullet"/>
+      <w:lvlText w:val=""/>
+      <w:lvlJc w:val="left"/>
+      <w:pPr>
+        <w:tabs>
+          <w:tab w:val="num" w:pos="5760"/>
+        </w:tabs>
+        <w:ind w:left="5760" w:hanging="360"/>
+      </w:pPr>
+      <w:rPr>
+        <w:rFonts w:ascii="Wingdings" w:hAnsi="Wingdings" w:hint="default"/>
+        <w:sz w:val="20"/>
+      </w:rPr>
+    </w:lvl>
+    <w:lvl w:ilvl="8" w:tentative="1">
+      <w:start w:val="1"/>
+      <w:numFmt w:val="bullet"/>
+      <w:lvlText w:val=""/>
+      <w:lvlJc w:val="left"/>
+      <w:pPr>
+        <w:tabs>
+          <w:tab w:val="num" w:pos="6480"/>
+        </w:tabs>
+        <w:ind w:left="6480" w:hanging="360"/>
+      </w:pPr>
+      <w:rPr>
+        <w:rFonts w:ascii="Wingdings" w:hAnsi="Wingdings" w:hint="default"/>
+        <w:sz w:val="20"/>
+      </w:rPr>
+    </w:lvl>
+  </w:abstractNum>
+  <w:abstractNum w:abstractNumId="18" w15:restartNumberingAfterBreak="0">
+    <w:nsid w:val="75CC63E3"/>
+    <w:multiLevelType w:val="multilevel"/>
+    <w:tmpl w:val="8E4C6FCE"/>
+    <w:lvl w:ilvl="0">
+      <w:start w:val="1"/>
+      <w:numFmt w:val="bullet"/>
+      <w:lvlText w:val=""/>
+      <w:lvlJc w:val="left"/>
+      <w:pPr>
+        <w:tabs>
+          <w:tab w:val="num" w:pos="720"/>
+        </w:tabs>
+        <w:ind w:left="720" w:hanging="360"/>
+      </w:pPr>
+      <w:rPr>
+        <w:rFonts w:ascii="Symbol" w:hAnsi="Symbol" w:hint="default"/>
+        <w:sz w:val="20"/>
+      </w:rPr>
+    </w:lvl>
+    <w:lvl w:ilvl="1" w:tentative="1">
+      <w:start w:val="1"/>
+      <w:numFmt w:val="bullet"/>
+      <w:lvlText w:val="o"/>
+      <w:lvlJc w:val="left"/>
+      <w:pPr>
+        <w:tabs>
+          <w:tab w:val="num" w:pos="1440"/>
+        </w:tabs>
+        <w:ind w:left="1440" w:hanging="360"/>
+      </w:pPr>
+      <w:rPr>
+        <w:rFonts w:ascii="Courier New" w:hAnsi="Courier New" w:hint="default"/>
+        <w:sz w:val="20"/>
+      </w:rPr>
+    </w:lvl>
+    <w:lvl w:ilvl="2" w:tentative="1">
+      <w:start w:val="1"/>
+      <w:numFmt w:val="bullet"/>
+      <w:lvlText w:val=""/>
+      <w:lvlJc w:val="left"/>
+      <w:pPr>
+        <w:tabs>
+          <w:tab w:val="num" w:pos="2160"/>
+        </w:tabs>
+        <w:ind w:left="2160" w:hanging="360"/>
+      </w:pPr>
+      <w:rPr>
+        <w:rFonts w:ascii="Wingdings" w:hAnsi="Wingdings" w:hint="default"/>
+        <w:sz w:val="20"/>
+      </w:rPr>
+    </w:lvl>
+    <w:lvl w:ilvl="3" w:tentative="1">
+      <w:start w:val="1"/>
+      <w:numFmt w:val="bullet"/>
+      <w:lvlText w:val=""/>
+      <w:lvlJc w:val="left"/>
+      <w:pPr>
+        <w:tabs>
+          <w:tab w:val="num" w:pos="2880"/>
+        </w:tabs>
+        <w:ind w:left="2880" w:hanging="360"/>
+      </w:pPr>
+      <w:rPr>
+        <w:rFonts w:ascii="Wingdings" w:hAnsi="Wingdings" w:hint="default"/>
+        <w:sz w:val="20"/>
+      </w:rPr>
+    </w:lvl>
+    <w:lvl w:ilvl="4" w:tentative="1">
+      <w:start w:val="1"/>
+      <w:numFmt w:val="bullet"/>
+      <w:lvlText w:val=""/>
+      <w:lvlJc w:val="left"/>
+      <w:pPr>
+        <w:tabs>
+          <w:tab w:val="num" w:pos="3600"/>
+        </w:tabs>
+        <w:ind w:left="3600" w:hanging="360"/>
+      </w:pPr>
+      <w:rPr>
+        <w:rFonts w:ascii="Wingdings" w:hAnsi="Wingdings" w:hint="default"/>
+        <w:sz w:val="20"/>
+      </w:rPr>
+    </w:lvl>
+    <w:lvl w:ilvl="5" w:tentative="1">
+      <w:start w:val="1"/>
+      <w:numFmt w:val="bullet"/>
+      <w:lvlText w:val=""/>
+      <w:lvlJc w:val="left"/>
+      <w:pPr>
+        <w:tabs>
+          <w:tab w:val="num" w:pos="4320"/>
+        </w:tabs>
+        <w:ind w:left="4320" w:hanging="360"/>
+      </w:pPr>
+      <w:rPr>
+        <w:rFonts w:ascii="Wingdings" w:hAnsi="Wingdings" w:hint="default"/>
+        <w:sz w:val="20"/>
+      </w:rPr>
+    </w:lvl>
+    <w:lvl w:ilvl="6" w:tentative="1">
+      <w:start w:val="1"/>
+      <w:numFmt w:val="bullet"/>
+      <w:lvlText w:val=""/>
+      <w:lvlJc w:val="left"/>
+      <w:pPr>
+        <w:tabs>
+          <w:tab w:val="num" w:pos="5040"/>
+        </w:tabs>
+        <w:ind w:left="5040" w:hanging="360"/>
+      </w:pPr>
+      <w:rPr>
+        <w:rFonts w:ascii="Wingdings" w:hAnsi="Wingdings" w:hint="default"/>
+        <w:sz w:val="20"/>
+      </w:rPr>
+    </w:lvl>
+    <w:lvl w:ilvl="7" w:tentative="1">
+      <w:start w:val="1"/>
+      <w:numFmt w:val="bullet"/>
+      <w:lvlText w:val=""/>
+      <w:lvlJc w:val="left"/>
+      <w:pPr>
+        <w:tabs>
+          <w:tab w:val="num" w:pos="5760"/>
+        </w:tabs>
+        <w:ind w:left="5760" w:hanging="360"/>
+      </w:pPr>
+      <w:rPr>
+        <w:rFonts w:ascii="Wingdings" w:hAnsi="Wingdings" w:hint="default"/>
+        <w:sz w:val="20"/>
+      </w:rPr>
+    </w:lvl>
+    <w:lvl w:ilvl="8" w:tentative="1">
+      <w:start w:val="1"/>
+      <w:numFmt w:val="bullet"/>
+      <w:lvlText w:val=""/>
+      <w:lvlJc w:val="left"/>
+      <w:pPr>
+        <w:tabs>
+          <w:tab w:val="num" w:pos="6480"/>
+        </w:tabs>
+        <w:ind w:left="6480" w:hanging="360"/>
+      </w:pPr>
+      <w:rPr>
+        <w:rFonts w:ascii="Wingdings" w:hAnsi="Wingdings" w:hint="default"/>
+        <w:sz w:val="20"/>
+      </w:rPr>
+    </w:lvl>
+  </w:abstractNum>
+  <w:abstractNum w:abstractNumId="19" w15:restartNumberingAfterBreak="0">
     <w:nsid w:val="770A045B"/>
     <w:multiLevelType w:val="multilevel"/>
     <w:tmpl w:val="695ED560"/>
@@ -10786,7 +13281,7 @@
       </w:rPr>
     </w:lvl>
   </w:abstractNum>
-  <w:abstractNum w:abstractNumId="16" w15:restartNumberingAfterBreak="0">
+  <w:abstractNum w:abstractNumId="20" w15:restartNumberingAfterBreak="0">
     <w:nsid w:val="79144159"/>
     <w:multiLevelType w:val="multilevel"/>
     <w:tmpl w:val="8034F07E"/>
@@ -10935,7 +13430,7 @@
       </w:rPr>
     </w:lvl>
   </w:abstractNum>
-  <w:abstractNum w:abstractNumId="17" w15:restartNumberingAfterBreak="0">
+  <w:abstractNum w:abstractNumId="21" w15:restartNumberingAfterBreak="0">
     <w:nsid w:val="7B6C3547"/>
     <w:multiLevelType w:val="multilevel"/>
     <w:tmpl w:val="4ECAF7A8"/>
@@ -11084,7 +13579,7 @@
       </w:rPr>
     </w:lvl>
   </w:abstractNum>
-  <w:abstractNum w:abstractNumId="18" w15:restartNumberingAfterBreak="0">
+  <w:abstractNum w:abstractNumId="22" w15:restartNumberingAfterBreak="0">
     <w:nsid w:val="7D6A127A"/>
     <w:multiLevelType w:val="multilevel"/>
     <w:tmpl w:val="E68A00B4"/>
@@ -11234,61 +13729,73 @@
     </w:lvl>
   </w:abstractNum>
   <w:num w:numId="1" w16cid:durableId="498157051">
-    <w:abstractNumId w:val="18"/>
+    <w:abstractNumId w:val="22"/>
   </w:num>
   <w:num w:numId="2" w16cid:durableId="989595190">
+    <w:abstractNumId w:val="5"/>
+  </w:num>
+  <w:num w:numId="3" w16cid:durableId="1015034727">
+    <w:abstractNumId w:val="15"/>
+  </w:num>
+  <w:num w:numId="4" w16cid:durableId="567764769">
+    <w:abstractNumId w:val="11"/>
+  </w:num>
+  <w:num w:numId="5" w16cid:durableId="1701932733">
     <w:abstractNumId w:val="3"/>
   </w:num>
-  <w:num w:numId="3" w16cid:durableId="1015034727">
+  <w:num w:numId="6" w16cid:durableId="1496846979">
+    <w:abstractNumId w:val="4"/>
+  </w:num>
+  <w:num w:numId="7" w16cid:durableId="1324359756">
     <w:abstractNumId w:val="13"/>
   </w:num>
-  <w:num w:numId="4" w16cid:durableId="567764769">
+  <w:num w:numId="8" w16cid:durableId="1925147805">
     <w:abstractNumId w:val="9"/>
-  </w:num>
-  <w:num w:numId="5" w16cid:durableId="1701932733">
-    <w:abstractNumId w:val="1"/>
-  </w:num>
-  <w:num w:numId="6" w16cid:durableId="1496846979">
-    <w:abstractNumId w:val="2"/>
-  </w:num>
-  <w:num w:numId="7" w16cid:durableId="1324359756">
-    <w:abstractNumId w:val="11"/>
-  </w:num>
-  <w:num w:numId="8" w16cid:durableId="1925147805">
-    <w:abstractNumId w:val="7"/>
   </w:num>
   <w:num w:numId="9" w16cid:durableId="14158906">
     <w:abstractNumId w:val="0"/>
   </w:num>
   <w:num w:numId="10" w16cid:durableId="582690327">
-    <w:abstractNumId w:val="5"/>
+    <w:abstractNumId w:val="7"/>
   </w:num>
   <w:num w:numId="11" w16cid:durableId="929435014">
+    <w:abstractNumId w:val="21"/>
+  </w:num>
+  <w:num w:numId="12" w16cid:durableId="869416303">
+    <w:abstractNumId w:val="19"/>
+  </w:num>
+  <w:num w:numId="13" w16cid:durableId="1334069921">
+    <w:abstractNumId w:val="20"/>
+  </w:num>
+  <w:num w:numId="14" w16cid:durableId="1357343199">
+    <w:abstractNumId w:val="12"/>
+  </w:num>
+  <w:num w:numId="15" w16cid:durableId="1473134136">
+    <w:abstractNumId w:val="16"/>
+  </w:num>
+  <w:num w:numId="16" w16cid:durableId="2018924271">
+    <w:abstractNumId w:val="6"/>
+  </w:num>
+  <w:num w:numId="17" w16cid:durableId="971331010">
+    <w:abstractNumId w:val="14"/>
+  </w:num>
+  <w:num w:numId="18" w16cid:durableId="2028023681">
+    <w:abstractNumId w:val="8"/>
+  </w:num>
+  <w:num w:numId="19" w16cid:durableId="1390156325">
+    <w:abstractNumId w:val="10"/>
+  </w:num>
+  <w:num w:numId="20" w16cid:durableId="971129767">
     <w:abstractNumId w:val="17"/>
   </w:num>
-  <w:num w:numId="12" w16cid:durableId="869416303">
-    <w:abstractNumId w:val="15"/>
+  <w:num w:numId="21" w16cid:durableId="82266790">
+    <w:abstractNumId w:val="1"/>
   </w:num>
-  <w:num w:numId="13" w16cid:durableId="1334069921">
-    <w:abstractNumId w:val="16"/>
+  <w:num w:numId="22" w16cid:durableId="1373382989">
+    <w:abstractNumId w:val="18"/>
   </w:num>
-  <w:num w:numId="14" w16cid:durableId="1357343199">
-    <w:abstractNumId w:val="10"/>
-  </w:num>
-  <w:num w:numId="15" w16cid:durableId="1473134136">
-    <w:abstractNumId w:val="14"/>
-  </w:num>
-  <w:num w:numId="16" w16cid:durableId="2018924271">
-    <w:abstractNumId w:val="4"/>
-  </w:num>
-  <w:num w:numId="17" w16cid:durableId="971331010">
-    <w:abstractNumId w:val="12"/>
-  </w:num>
-  <w:num w:numId="18" w16cid:durableId="2028023681">
-    <w:abstractNumId w:val="6"/>
-  </w:num>
-  <w:num w:numId="19" w16cid:durableId="1390156325">
-    <w:abstractNumId w:val="8"/>
+  <w:num w:numId="23" w16cid:durableId="1771852898">
+    <w:abstractNumId w:val="2"/>
   </w:num>
 </w:numbering>
 </file>
